--- a/rapports/16_02_2026/DIEYNABA/coh_EQ10_sup_033202051062.docx
+++ b/rapports/16_02_2026/DIEYNABA/coh_EQ10_sup_033202051062.docx
@@ -25,7 +25,7 @@
         <w:br/>
         <w:t>Grappe: 033202051062</w:t>
         <w:br/>
-        <w:t>Date: 16/02/2026 a 12:40</w:t>
+        <w:t>Date: 16/02/2026 a 12:58</w:t>
       </w:r>
     </w:p>
     <w:p/>

--- a/rapports/16_02_2026/DIEYNABA/coh_EQ10_sup_033202051062.docx
+++ b/rapports/16_02_2026/DIEYNABA/coh_EQ10_sup_033202051062.docx
@@ -25,7 +25,7 @@
         <w:br/>
         <w:t>Grappe: 033202051062</w:t>
         <w:br/>
-        <w:t>Date: 16/02/2026 a 12:58</w:t>
+        <w:t>Date: 16/02/2026 a 13:04</w:t>
       </w:r>
     </w:p>
     <w:p/>
@@ -97,7 +97,7 @@
           </w:tcPr>
           <w:p>
             <w:r>
-              <w:t>10</w:t>
+              <w:t>12</w:t>
             </w:r>
           </w:p>
         </w:tc>
@@ -119,7 +119,7 @@
           </w:tcPr>
           <w:p>
             <w:r>
-              <w:t>26</w:t>
+              <w:t>15</w:t>
             </w:r>
           </w:p>
         </w:tc>
@@ -219,7 +219,39 @@
           </w:tcPr>
           <w:p>
             <w:r>
-              <w:t>10</w:t>
+              <w:t>12</w:t>
+            </w:r>
+          </w:p>
+        </w:tc>
+      </w:tr>
+      <w:tr>
+        <w:tc>
+          <w:tcPr>
+            <w:tcW w:type="dxa" w:w="3324"/>
+          </w:tcPr>
+          <w:p>
+            <w:r>
+              <w:t>Section7b</w:t>
+            </w:r>
+          </w:p>
+        </w:tc>
+        <w:tc>
+          <w:tcPr>
+            <w:tcW w:type="dxa" w:w="3324"/>
+          </w:tcPr>
+          <w:p>
+            <w:r>
+              <w:t>Consommation alimentaire - 7 jours</w:t>
+            </w:r>
+          </w:p>
+        </w:tc>
+        <w:tc>
+          <w:tcPr>
+            <w:tcW w:type="dxa" w:w="3324"/>
+          </w:tcPr>
+          <w:p>
+            <w:r>
+              <w:t>12</w:t>
             </w:r>
           </w:p>
         </w:tc>
@@ -251,7 +283,7 @@
           </w:tcPr>
           <w:p>
             <w:r>
-              <w:t>10</w:t>
+              <w:t>12</w:t>
             </w:r>
           </w:p>
         </w:tc>
@@ -283,39 +315,7 @@
           </w:tcPr>
           <w:p>
             <w:r>
-              <w:t>9</w:t>
-            </w:r>
-          </w:p>
-        </w:tc>
-      </w:tr>
-      <w:tr>
-        <w:tc>
-          <w:tcPr>
-            <w:tcW w:type="dxa" w:w="3324"/>
-          </w:tcPr>
-          <w:p>
-            <w:r>
-              <w:t>Section7b</w:t>
-            </w:r>
-          </w:p>
-        </w:tc>
-        <w:tc>
-          <w:tcPr>
-            <w:tcW w:type="dxa" w:w="3324"/>
-          </w:tcPr>
-          <w:p>
-            <w:r>
-              <w:t>Consommation alimentaire - 7 jours</w:t>
-            </w:r>
-          </w:p>
-        </w:tc>
-        <w:tc>
-          <w:tcPr>
-            <w:tcW w:type="dxa" w:w="3324"/>
-          </w:tcPr>
-          <w:p>
-            <w:r>
-              <w:t>9</w:t>
+              <w:t>10</w:t>
             </w:r>
           </w:p>
         </w:tc>
@@ -347,7 +347,71 @@
           </w:tcPr>
           <w:p>
             <w:r>
-              <w:t>7</w:t>
+              <w:t>9</w:t>
+            </w:r>
+          </w:p>
+        </w:tc>
+      </w:tr>
+      <w:tr>
+        <w:tc>
+          <w:tcPr>
+            <w:tcW w:type="dxa" w:w="3324"/>
+          </w:tcPr>
+          <w:p>
+            <w:r>
+              <w:t>Section4a</w:t>
+            </w:r>
+          </w:p>
+        </w:tc>
+        <w:tc>
+          <w:tcPr>
+            <w:tcW w:type="dxa" w:w="3324"/>
+          </w:tcPr>
+          <w:p>
+            <w:r>
+              <w:t>Emploi</w:t>
+            </w:r>
+          </w:p>
+        </w:tc>
+        <w:tc>
+          <w:tcPr>
+            <w:tcW w:type="dxa" w:w="3324"/>
+          </w:tcPr>
+          <w:p>
+            <w:r>
+              <w:t>8</w:t>
+            </w:r>
+          </w:p>
+        </w:tc>
+      </w:tr>
+      <w:tr>
+        <w:tc>
+          <w:tcPr>
+            <w:tcW w:type="dxa" w:w="3324"/>
+          </w:tcPr>
+          <w:p>
+            <w:r>
+              <w:t>Section4b</w:t>
+            </w:r>
+          </w:p>
+        </w:tc>
+        <w:tc>
+          <w:tcPr>
+            <w:tcW w:type="dxa" w:w="3324"/>
+          </w:tcPr>
+          <w:p>
+            <w:r>
+              <w:t>Emploi - Activite principale</w:t>
+            </w:r>
+          </w:p>
+        </w:tc>
+        <w:tc>
+          <w:tcPr>
+            <w:tcW w:type="dxa" w:w="3324"/>
+          </w:tcPr>
+          <w:p>
+            <w:r>
+              <w:t>8</w:t>
             </w:r>
           </w:p>
         </w:tc>
@@ -379,7 +443,7 @@
           </w:tcPr>
           <w:p>
             <w:r>
-              <w:t>7</w:t>
+              <w:t>8</w:t>
             </w:r>
           </w:p>
         </w:tc>
@@ -391,7 +455,7 @@
           </w:tcPr>
           <w:p>
             <w:r>
-              <w:t>Section4a</w:t>
+              <w:t>Section12</w:t>
             </w:r>
           </w:p>
         </w:tc>
@@ -401,7 +465,7 @@
           </w:tcPr>
           <w:p>
             <w:r>
-              <w:t>Emploi</w:t>
+              <w:t>Actifs du menage</w:t>
             </w:r>
           </w:p>
         </w:tc>
@@ -423,7 +487,7 @@
           </w:tcPr>
           <w:p>
             <w:r>
-              <w:t>Section4b</w:t>
+              <w:t>Section9b</w:t>
             </w:r>
           </w:p>
         </w:tc>
@@ -433,71 +497,7 @@
           </w:tcPr>
           <w:p>
             <w:r>
-              <w:t>Emploi - Activite principale</w:t>
-            </w:r>
-          </w:p>
-        </w:tc>
-        <w:tc>
-          <w:tcPr>
-            <w:tcW w:type="dxa" w:w="3324"/>
-          </w:tcPr>
-          <w:p>
-            <w:r>
-              <w:t>6</w:t>
-            </w:r>
-          </w:p>
-        </w:tc>
-      </w:tr>
-      <w:tr>
-        <w:tc>
-          <w:tcPr>
-            <w:tcW w:type="dxa" w:w="3324"/>
-          </w:tcPr>
-          <w:p>
-            <w:r>
-              <w:t>Section10a</w:t>
-            </w:r>
-          </w:p>
-        </w:tc>
-        <w:tc>
-          <w:tcPr>
-            <w:tcW w:type="dxa" w:w="3324"/>
-          </w:tcPr>
-          <w:p>
-            <w:r>
-              <w:t>Existence entreprise non agricole</w:t>
-            </w:r>
-          </w:p>
-        </w:tc>
-        <w:tc>
-          <w:tcPr>
-            <w:tcW w:type="dxa" w:w="3324"/>
-          </w:tcPr>
-          <w:p>
-            <w:r>
-              <w:t>5</w:t>
-            </w:r>
-          </w:p>
-        </w:tc>
-      </w:tr>
-      <w:tr>
-        <w:tc>
-          <w:tcPr>
-            <w:tcW w:type="dxa" w:w="3324"/>
-          </w:tcPr>
-          <w:p>
-            <w:r>
-              <w:t>Section9e</w:t>
-            </w:r>
-          </w:p>
-        </w:tc>
-        <w:tc>
-          <w:tcPr>
-            <w:tcW w:type="dxa" w:w="3324"/>
-          </w:tcPr>
-          <w:p>
-            <w:r>
-              <w:t>Depenses non-alimentaires - 6 mois</w:t>
+              <w:t>Depenses non-alimentaires - 7 jours</w:t>
             </w:r>
           </w:p>
         </w:tc>
@@ -923,7 +923,7 @@
         <w:rPr>
           <w:sz w:val="20"/>
         </w:rPr>
-        <w:t>- Attention ! Le prix unitaire d'achat (1500 Fcfa) de Capitaine frais en Tas (Moyen) est relativement élevé par rapport aux autres prix observés dans cette zone. Prière de corriger ou de confirmer avec le QG. Attention ! Le prix unitaire d'achat (700 Fcfa) de Oignon frais en Kg (taille unique) est relativement élevé par rapport aux autres prix observés dans cette zone. Prière de corriger ou de confirmer avec le QG. Avertissement!! La quantité (3.5 litre) du produit Huile d'arachide raffinée consommée  par le ménage semble très élevé, prière de corriger ou confirmer avec le QG. Incohérence!! Dans ce ménage, chaque individus consomme par jour 34.45214 Kg  de cereale; Prière de revoir les quantités prises de ces produits. Incohérence!! Dans ce ménage, chaque individus consomme par jour 34.45214 Kg  de cereale; Prière de revoir les quantités prises de ces produits. Le prix d'achat unitaire (1 Fcfa) de Vinaigre de vin en Sachets de taille Moyen  est invraisemblable, prière de regarder les reponses prises dans les questions s07bq07a s07bq07b s07bq07c s07bq08 pour mieux corriger. Attention ! Le prix unitaire d'achat (1 Fcfa) de Vinaigre de vin en Sachets (Moyen) est relativement faible par rapport aux autres prix observés dans cette zone. Prière de corriger ou de confirmer avec le QG.</w:t>
+        <w:t>- Attention ! Le prix unitaire d'achat (1500 Fcfa) de Capitaine frais en Tas (Moyen) est relativement élevé par rapport aux autres prix observés dans cette zone. Prière de corriger ou de confirmer avec le QG. Attention ! Le prix unitaire d'achat (1700 Fcfa) de Petit pois secs en Kg (taille unique) est relativement élevé par rapport aux autres prix observés dans cette zone. Prière de corriger ou de confirmer avec le QG. Attention ! Le prix unitaire d'achat (300 Fcfa) de Feuilles de patate en Sachets (Petit) est relativement élevé par rapport aux autres prix observés dans cette zone. Prière de corriger ou de confirmer avec le QG. Attention ! Le prix unitaire d'achat (500 Fcfa) de Choux en Pièce (Moyen) est relativement élevé par rapport aux autres prix observés dans cette zone. Prière de corriger ou de confirmer avec le QG. Attention ! Le prix unitaire d'achat (700 Fcfa) de Oignon frais en Kg (taille unique) est relativement élevé par rapport aux autres prix observés dans cette zone. Prière de corriger ou de confirmer avec le QG. Attention ! Soupçons de quantité anormale! Le ménage de SALIOU FALL avec une taille de 6 personnes a consommé 7 Kg en taille unique de Sucre en poudre  qui est relativement élevé comme consommation par rapport à la condition de vie des autres ménages de même taille dans cette zone. Prière de corriger ou de confirmer avec le QG. Avertissement!! La quantité (3.5 litre) du produit Huile d'arachide raffinée consommée  par le ménage semble très élevé, prière de corriger ou confirmer avec le QG. Incohérence!! Dans ce ménage, chaque individus consomme par jour 64.69905 Kg  de cereale; Prière de revoir les quantités prises de ces produits. Incohérence!! Dans ce ménage, chaque individus consomme par jour 64.69905 Kg  de cereale; Prière de revoir les quantités prises de ces produits. Attention ! Soupçons de quantité anormale! Le ménage de SALIOU FALL avec une taille de 6 personnes a consommé 21 Kg en taille unique de Riz local Gambiaka qui est relativement élevé comme consommation par rapport à la condition de vie des autres ménages de même taille dans cette zone. Prière de corriger ou de confirmer avec le QG. Le prix d'achat unitaire (1 Fcfa) de Vinaigre de vin en Sachets de taille Moyen  est invraisemblable, prière de regarder les reponses prises dans les questions s07bq07a s07bq07b s07bq07c s07bq08 pour mieux corriger. Attention ! Le prix unitaire d'achat (1 Fcfa) de Vinaigre de vin en Sachets (Moyen) est relativement faible par rapport aux autres prix observés dans cette zone. Prière de corriger ou de confirmer avec le QG.</w:t>
       </w:r>
     </w:p>
     <w:p>
@@ -1351,15 +1351,15 @@
         <w:rPr>
           <w:sz w:val="20"/>
         </w:rPr>
-        <w:t xml:space="preserve">- Incohérence ! le montant payé de BAYE KHAR THIARE pour les frais de scolarité est très faible. veuillez, s'il vous plait, confirmer ces informations avec le QG ou apporter les corrections nécessaires.  Incohérence ! seulement les écoles gouvermentales paient les cotisations (Gouvernement, communauté, ONG ou organisation humanitaire). veuillez, s'il vous plait, confirmer cette information de BAYE KHAR THIARE avec le QG ou apporter les corrections nécessaires. Dans les milieux urbains c'est peu probable de voir une école dont les élèves ou étudiants ne dépensent pas en frais d'uniformes, prière de verifier pour BAYE KHAR THIARE et corriger ou confirmer avec le QG. Le montant des autres depenses pour l'année scolaire de BAYE KHAR THIARE est faible ou élevé. veuillez, s'il vous plait, confirmer ces informations avec le QG ou apporter les corrections nécessaires. </w:t>
+        <w:t xml:space="preserve">- Avertissement!!! L'âge de MAREME THIARE avec son niveau d'étude (Fondamental 1) semble incoherent, veuillez confirmer cette information avec le QG ou corriger l'incohérence. Dans les milieux urbains c'est peu probable de voir une école dont les élèves ou étudiants ne dépensent pas en frais d'uniformes, prière de verifier pour MAREME THIARE et corriger ou confirmer avec le QG. Le montant des autres depenses pour l'année scolaire de MAREME THIARE est faible ou élevé. veuillez, s'il vous plait, confirmer ces informations avec le QG ou apporter les corrections nécessaires. </w:t>
         <w:br/>
-        <w:t xml:space="preserve">-  Incohérence ! le montant payé de MATY THIARE pour les frais de scolarité est très faible. veuillez, s'il vous plait, confirmer ces informations avec le QG ou apporter les corrections nécessaires.  Incohérence ! seulement les écoles gouvermentales paient les cotisations (Gouvernement, communauté, ONG ou organisation humanitaire). veuillez, s'il vous plait, confirmer cette information de MATY THIARE avec le QG ou apporter les corrections nécessaires. Dans les milieux urbains c'est peu probable de voir une école dont les élèves ou étudiants ne dépensent pas en frais d'uniformes, prière de verifier pour MATY THIARE et corriger ou confirmer avec le QG. Le montant des autres depenses pour l'année scolaire de MATY THIARE est faible ou élevé. veuillez, s'il vous plait, confirmer ces informations avec le QG ou apporter les corrections nécessaires. </w:t>
+        <w:t xml:space="preserve">- Dans les milieux urbains c'est peu probable de voir une école dont les élèves ou étudiants ne dépensent pas en frais d'uniformes, prière de verifier pour BAYE KHAR THIARE et corriger ou confirmer avec le QG. Le montant des autres depenses pour l'année scolaire de BAYE KHAR THIARE est faible ou élevé. veuillez, s'il vous plait, confirmer ces informations avec le QG ou apporter les corrections nécessaires. </w:t>
         <w:br/>
-        <w:t xml:space="preserve">-  Incohérence ! le montant payé de NDEYE FATOU THIARE pour les frais de scolarité est très faible. veuillez, s'il vous plait, confirmer ces informations avec le QG ou apporter les corrections nécessaires.  Incohérence ! seulement les écoles gouvermentales paient les cotisations (Gouvernement, communauté, ONG ou organisation humanitaire). veuillez, s'il vous plait, confirmer cette information de NDEYE FATOU THIARE avec le QG ou apporter les corrections nécessaires. Dans les milieux urbains c'est peu probable de voir une école dont les élèves ou étudiants ne dépensent pas en frais d'uniformes, prière de verifier pour NDEYE FATOU THIARE et corriger ou confirmer avec le QG. Le montant des autres depenses pour l'année scolaire de NDEYE FATOU THIARE est faible ou élevé. veuillez, s'il vous plait, confirmer ces informations avec le QG ou apporter les corrections nécessaires. </w:t>
+        <w:t xml:space="preserve">- Dans les milieux urbains c'est peu probable de voir une école dont les élèves ou étudiants ne dépensent pas en frais d'uniformes, prière de verifier pour MATY THIARE et corriger ou confirmer avec le QG. Le montant des autres depenses pour l'année scolaire de MATY THIARE est faible ou élevé. veuillez, s'il vous plait, confirmer ces informations avec le QG ou apporter les corrections nécessaires. </w:t>
         <w:br/>
-        <w:t xml:space="preserve">-  Incohérence ! le montant payé de NDEYE THIARE pour les frais de scolarité est très faible. veuillez, s'il vous plait, confirmer ces informations avec le QG ou apporter les corrections nécessaires.  Incohérence ! seulement les écoles gouvermentales paient les cotisations (Gouvernement, communauté, ONG ou organisation humanitaire). veuillez, s'il vous plait, confirmer cette information de NDEYE THIARE avec le QG ou apporter les corrections nécessaires. Dans les milieux urbains c'est peu probable de voir une école dont les élèves ou étudiants ne dépensent pas en frais d'uniformes, prière de verifier pour NDEYE THIARE et corriger ou confirmer avec le QG. Le montant des autres depenses pour l'année scolaire de NDEYE THIARE est faible ou élevé. veuillez, s'il vous plait, confirmer ces informations avec le QG ou apporter les corrections nécessaires. </w:t>
+        <w:t xml:space="preserve">- Dans les milieux urbains c'est peu probable de voir une école dont les élèves ou étudiants ne dépensent pas en frais d'uniformes, prière de verifier pour NDEYE FATOU THIARE et corriger ou confirmer avec le QG. Le montant des autres depenses pour l'année scolaire de NDEYE FATOU THIARE est faible ou élevé. veuillez, s'il vous plait, confirmer ces informations avec le QG ou apporter les corrections nécessaires. </w:t>
         <w:br/>
-        <w:t xml:space="preserve">- Avertissement!!! L'âge de MAREME THIARE avec son niveau d'étude (Fondamental 1) semble incoherent, veuillez confirmer cette information avec le QG ou corriger l'incohérence.  Incohérence ! le montant payé de MAREME THIARE pour les frais de scolarité est très faible. veuillez, s'il vous plait, confirmer ces informations avec le QG ou apporter les corrections nécessaires.  Incohérence ! seulement les écoles gouvermentales paient les cotisations (Gouvernement, communauté, ONG ou organisation humanitaire). veuillez, s'il vous plait, confirmer cette information de MAREME THIARE avec le QG ou apporter les corrections nécessaires. Dans les milieux urbains c'est peu probable de voir une école dont les élèves ou étudiants ne dépensent pas en frais d'uniformes, prière de verifier pour MAREME THIARE et corriger ou confirmer avec le QG. Le montant des autres depenses pour l'année scolaire de MAREME THIARE est faible ou élevé. veuillez, s'il vous plait, confirmer ces informations avec le QG ou apporter les corrections nécessaires. </w:t>
+        <w:t xml:space="preserve">- Dans les milieux urbains c'est peu probable de voir une école dont les élèves ou étudiants ne dépensent pas en frais d'uniformes, prière de verifier pour NDEYE THIARE et corriger ou confirmer avec le QG. Le montant des autres depenses pour l'année scolaire de NDEYE THIARE est faible ou élevé. veuillez, s'il vous plait, confirmer ces informations avec le QG ou apporter les corrections nécessaires. </w:t>
         <w:br/>
         <w:t xml:space="preserve">- Peu probable! ABDOU THIARE  n'arrive pas  à comprendre un petit texte lu dans une langue locale (s02q03). Veuillez corriger ou donner des explications au QG. </w:t>
         <w:br/>
@@ -1430,7 +1430,7 @@
         <w:rPr>
           <w:sz w:val="20"/>
         </w:rPr>
-        <w:t>- Attention ! Le prix unitaire d'achat (1000 Fcfa) de Capitaine frais en Tas (Petit) est relativement élevé par rapport aux autres prix observés dans cette zone. Prière de corriger ou de confirmer avec le QG. Attention ! Le prix unitaire d'achat (300 Fcfa) de Sucre en poudre  en Sachets (Petit) est relativement élevé par rapport aux autres prix observés dans cette zone. Prière de corriger ou de confirmer avec le QG. Attention ! Le prix unitaire d'achat (50 Fcfa) de Piment frais en Sachets (Petit) est relativement faible par rapport aux autres prix observés dans cette zone. Prière de corriger ou de confirmer avec le QG. Incohérence!! Dans ce ménage, chaque individus consomme par jour 22.7025 Kg  de cereale; Prière de revoir les quantités prises de ces produits.</w:t>
+        <w:t>- Attention ! Le prix unitaire d'achat (1000 Fcfa) de Capitaine frais en Tas (Petit) est relativement élevé par rapport aux autres prix observés dans cette zone. Prière de corriger ou de confirmer avec le QG. Attention ! Le prix unitaire d'achat (200 Fcfa) de Manioc en tubercules en Morceau (Portion) (Petit) est relativement élevé par rapport aux autres prix observés dans cette zone. Prière de corriger ou de confirmer avec le QG. Attention ! Le prix unitaire d'achat (50 Fcfa) de Piment frais en Sachets (Petit) est relativement faible par rapport aux autres prix observés dans cette zone. Prière de corriger ou de confirmer avec le QG. Attention ! Le prix unitaire d'achat (50 Fcfa) de Tomate séchée en Sachets (Petit) est relativement faible par rapport aux autres prix observés dans cette zone. Prière de corriger ou de confirmer avec le QG. Attention ! Soupçons de quantité anormale! Le ménage de ABDOU THIARE avec une taille de 12 personnes a consommé 14 Sachets en Petit de Tomate séchée qui est relativement élevé comme consommation par rapport à la condition de vie des autres ménages de même taille dans cette zone. Prière de corriger ou de confirmer avec le QG. Incohérence!! Dans ce ménage, chaque individus consomme par jour 36.64595 Kg  de cereale; Prière de revoir les quantités prises de ces produits.</w:t>
       </w:r>
     </w:p>
     <w:p>
@@ -1473,6 +1473,27 @@
           <w:sz w:val="20"/>
         </w:rPr>
         <w:t>- Le montant de la dernière facture d'eau avec la périodicité ne peut pas être égale à 0 ou est trop élevé, veuillez revoir la question s11q23a s'il vous plait.</w:t>
+      </w:r>
+    </w:p>
+    <w:p>
+      <w:r>
+        <w:rPr>
+          <w:b/>
+          <w:color w:val="4672C4"/>
+          <w:sz w:val="22"/>
+        </w:rPr>
+        <w:t>&gt;&gt; Section12 - Actifs du menage</w:t>
+      </w:r>
+    </w:p>
+    <w:p>
+      <w:pPr>
+        <w:ind w:left="283"/>
+      </w:pPr>
+      <w:r>
+        <w:rPr>
+          <w:sz w:val="20"/>
+        </w:rPr>
+        <w:t>- Attention ! Bonbonne de gaz a été revendu à 6000 Fcfa qui est relativement faible par rapport aux autres prix de revente observés dans cette zone. Prière de corriger ou de confirmer avec le QG.</w:t>
       </w:r>
     </w:p>
     <w:p>
@@ -1921,7 +1942,7 @@
         <w:rPr>
           <w:sz w:val="20"/>
         </w:rPr>
-        <w:t>- Attention ! Le prix unitaire d'achat (14.28571 Fcfa) de Escargots en Morceau (Portion) (Petit) est relativement faible par rapport aux autres prix observés dans cette zone. Prière de corriger ou de confirmer avec le QG. Attention ! Le prix unitaire d'achat (157.1429 Fcfa) de Pain moderne (Baguette) en miche (Moyen) est relativement élevé par rapport aux autres prix observés dans cette zone. Prière de corriger ou de confirmer avec le QG. Attention ! Le prix unitaire d'achat (200 Fcfa) de Tomate fraîche en Sachets (Petit) est relativement élevé par rapport aux autres prix observés dans cette zone. Prière de corriger ou de confirmer avec le QG. Avertissement!!! Le ménage a consommé 14 Morceau (Portion) Moyen de Saucisson/saucisses, cette quantité semble anormale pour une consommation des 7 derniers jours.Prière de corriger ou de confirmer avec le QG. Avertissement!!! Le ménage a consommé 3.5 Bidon 20l taille unique de Eau minérale/filtrée en bouteille locale, cette quantité semble anormale pour une consommation des 7 derniers jours, prière de verifier et corriger. Attention ! Le prix unitaire d'achat (142.8571 Fcfa) de Eau minérale/filtrée en bouteille locale en Bidon 20l (taille unique) est relativement faible par rapport aux autres prix observés dans cette zone. Prière de corriger ou de confirmer avec le QG.  La dernière fois que vous avez acheté Eau minérale/filtrée en bouteille locale est DANS UNE POMPE MANUELLE et semble exister dans les modalités, prière de prendre attache avec le QG pour plus d'explication afin de la classer bien. Incohérence!! Dans ce ménage, chaque individus consomme par jour 32.32143 Kg  de cereale; Prière de revoir les quantités prises de ces produits.</w:t>
+        <w:t>- Attention ! Le prix unitaire d'achat (14.28571 Fcfa) de Escargots en Morceau (Portion) (Petit) est relativement faible par rapport aux autres prix observés dans cette zone. Prière de corriger ou de confirmer avec le QG. Attention ! Le prix unitaire d'achat (157.1429 Fcfa) de Pain moderne (Baguette) en miche (Moyen) est relativement élevé par rapport aux autres prix observés dans cette zone. Prière de corriger ou de confirmer avec le QG. Attention ! Le prix unitaire d'achat (200 Fcfa) de Tomate fraîche en Sachets (Petit) est relativement élevé par rapport aux autres prix observés dans cette zone. Prière de corriger ou de confirmer avec le QG. Avertissement!!! Le ménage a consommé 14 Morceau (Portion) Moyen de Saucisson/saucisses, cette quantité semble anormale pour une consommation des 7 derniers jours.Prière de corriger ou de confirmer avec le QG. Avertissement!!! Le ménage a consommé 3.5 Bidon 20l taille unique de Eau minérale/filtrée en bouteille locale, cette quantité semble anormale pour une consommation des 7 derniers jours, prière de verifier et corriger. Attention ! Le prix unitaire d'achat (142.8571 Fcfa) de Eau minérale/filtrée en bouteille locale en Bidon 20l (taille unique) est relativement faible par rapport aux autres prix observés dans cette zone. Prière de corriger ou de confirmer avec le QG.  La dernière fois que vous avez acheté Eau minérale/filtrée en bouteille locale est DANS UNE POMPE MANUELLE et semble exister dans les modalités, prière de prendre attache avec le QG pour plus d'explication afin de la classer bien. Incohérence!! Dans ce ménage, chaque individus consomme par jour 54.69898 Kg  de cereale; Prière de revoir les quantités prises de ces produits.</w:t>
       </w:r>
     </w:p>
     <w:p>
@@ -1963,7 +1984,9 @@
         <w:rPr>
           <w:sz w:val="20"/>
         </w:rPr>
-        <w:t>- Attention ! Salon  (Fauteuils et table basse) a été revendu à 1200000 Fcfa qui est relativement élevé par rapport aux autres prix de revente observés dans cette zone. Prière de corriger ou de confirmer avec le QG.</w:t>
+        <w:t xml:space="preserve">- Attention ! Armoires et autres meubles a été revendu à 500000 Fcfa qui est relativement élevé par rapport aux autres prix de revente observés dans cette zone. Prière de corriger ou de confirmer avec le QG. </w:t>
+        <w:br/>
+        <w:t>- Attention ! Salon  (Fauteuils et table basse) a été achété à 1500000 Fcfa est relativement élevé par rapport aux autres prix d'achat observés dans cette zone. Prière de corriger ou de confirmer avec le QG. Attention ! Salon  (Fauteuils et table basse) a été revendu à 1200000 Fcfa qui est relativement élevé par rapport aux autres prix de revente observés dans cette zone. Prière de corriger ou de confirmer avec le QG.</w:t>
       </w:r>
     </w:p>
     <w:p>
@@ -2409,7 +2432,7 @@
         <w:rPr>
           <w:sz w:val="20"/>
         </w:rPr>
-        <w:t>- Attention ! Le prix unitaire d'achat (1000 Fcfa) de Oignon frais en Kg (taille unique) est relativement élevé par rapport aux autres prix observés dans cette zone. Prière de corriger ou de confirmer avec le QG. Attention ! Le prix unitaire d'achat (50 Fcfa) de Sel en Sachets (Moyen) est relativement faible par rapport aux autres prix observés dans cette zone. Prière de corriger ou de confirmer avec le QG. Attention ! Le prix unitaire d'achat (7.142857 Fcfa) de Citron en Pièce (Moyen) est relativement faible par rapport aux autres prix observés dans cette zone. Prière de corriger ou de confirmer avec le QG. Avertissement!! La quantité (3.5 litre) du produit Autres huiles alimentaires n.d.a. (maïs, palmiste, tournesol, coco, lait de vache, etc.) consommée  par le ménage semble très élevé, prière de corriger ou confirmer avec le QG. Avertissement!!! Le ménage a consommé 7 Bidon 20l taille unique de Eau minérale/filtrée en bouteille locale, cette quantité semble anormale pour une consommation des 7 derniers jours, prière de verifier et corriger. Incohérence!! Dans ce ménage, chaque individus consomme par jour 14.97676 Kg  de cereale; Prière de revoir les quantités prises de ces produits. Le prix d'achat unitaire (1 Fcfa) de Carotte en Pièce de taille Grand  est invraisemblable, prière de regarder les reponses prises dans les questions s07bq07a s07bq07b s07bq07c s07bq08 pour mieux corriger. Attention ! Le prix unitaire d'achat (1 Fcfa) de Carotte en Pièce (Grand) est relativement faible par rapport aux autres prix observés dans cette zone. Prière de corriger ou de confirmer avec le QG.</w:t>
+        <w:t>- Attention ! Le prix unitaire d'achat (1000 Fcfa) de Oignon frais en Kg (taille unique) est relativement élevé par rapport aux autres prix observés dans cette zone. Prière de corriger ou de confirmer avec le QG. Attention ! Le prix unitaire d'achat (250 Fcfa) de Choux en Morceau (Portion) (Grand) est relativement élevé par rapport aux autres prix observés dans cette zone. Prière de corriger ou de confirmer avec le QG. Attention ! Le prix unitaire d'achat (50 Fcfa) de Sel en Sachets (Moyen) est relativement faible par rapport aux autres prix observés dans cette zone. Prière de corriger ou de confirmer avec le QG. Avertissement!! La quantité (3.5 litre) du produit Autres huiles alimentaires n.d.a. (maïs, palmiste, tournesol, coco, lait de vache, etc.) consommée  par le ménage semble très élevé, prière de corriger ou confirmer avec le QG. Avertissement!!! Le ménage a consommé 7 Bidon 20l taille unique de Eau minérale/filtrée en bouteille locale, cette quantité semble anormale pour une consommation des 7 derniers jours, prière de verifier et corriger. Incohérence!! Dans ce ménage, chaque individus consomme par jour 26.47543 Kg  de cereale; Prière de revoir les quantités prises de ces produits. Le prix d'achat unitaire (1 Fcfa) de Carotte en Pièce de taille Grand  est invraisemblable, prière de regarder les reponses prises dans les questions s07bq07a s07bq07b s07bq07c s07bq08 pour mieux corriger. Attention ! Le prix unitaire d'achat (1 Fcfa) de Carotte en Pièce (Grand) est relativement faible par rapport aux autres prix observés dans cette zone. Prière de corriger ou de confirmer avec le QG.</w:t>
       </w:r>
     </w:p>
     <w:p>
@@ -2472,8 +2495,6 @@
         <w:rPr>
           <w:sz w:val="20"/>
         </w:rPr>
-        <w:t xml:space="preserve">- Attention ! Antenne parabolique / décodeur a été achété à 5000 Fcfa est relativement faible par rapport aux autres prix d'achat observés dans cette zone. Prière de corriger ou de confirmer avec le QG. </w:t>
-        <w:br/>
         <w:t>- Attention ! Armoires et autres meubles a été achété à 1700000 Fcfa est relativement élevé par rapport aux autres prix d'achat observés dans cette zone. Prière de corriger ou de confirmer avec le QG. Attention ! Armoires et autres meubles a été revendu à 1500000 Fcfa qui est relativement élevé par rapport aux autres prix de revente observés dans cette zone. Prière de corriger ou de confirmer avec le QG.</w:t>
       </w:r>
     </w:p>
@@ -2973,7 +2994,7 @@
         <w:rPr>
           <w:sz w:val="20"/>
         </w:rPr>
-        <w:t>- Attention ! Le prix unitaire d'achat (200 Fcfa) de Niébé/Haricots secs en Sachets (Petit) est relativement élevé par rapport aux autres prix observés dans cette zone. Prière de corriger ou de confirmer avec le QG. Avertissement!! La quantité (3.62 litre) du produit Autres huiles alimentaires n.d.a. (maïs, palmiste, tournesol, coco, lait de vache, etc.) consommée  par le ménage semble très élevé, prière de corriger ou confirmer avec le QG. Avertissement!! le prix unitaire (150 Fcfa) de Thé en sachet (unité: Sachets) de taille Tres petit est très faible ou élevé. Prière de corriger ou de confirmer avec le QG. Avertissement!!! Le ménage a consommé 24 Pièce Petit de Capitaine frais, cette quantité semble anormale pour une consommation des 7 derniers jours.Prière de corriger ou de confirmer avec le QG. Avertissement!!! Le ménage a consommé 7 Bidon 20l taille unique de Eau minérale/filtrée en bouteille locale, cette quantité semble anormale pour une consommation des 7 derniers jours, prière de verifier et corriger. Incohérence!! Dans ce ménage, chaque individus consomme par jour 22.73086 Kg  de cereale; Prière de revoir les quantités prises de ces produits.</w:t>
+        <w:t>- Attention ! Le prix unitaire d'achat (200 Fcfa) de Niébé/Haricots secs en Sachets (Petit) est relativement élevé par rapport aux autres prix observés dans cette zone. Prière de corriger ou de confirmer avec le QG. Avertissement!! La quantité (3.62 litre) du produit Autres huiles alimentaires n.d.a. (maïs, palmiste, tournesol, coco, lait de vache, etc.) consommée  par le ménage semble très élevé, prière de corriger ou confirmer avec le QG. Avertissement!! le prix unitaire (150 Fcfa) de Thé en sachet (unité: Sachets) de taille Tres petit est très faible ou élevé. Prière de corriger ou de confirmer avec le QG. Avertissement!!! Le ménage a consommé 24 Pièce Petit de Capitaine frais, cette quantité semble anormale pour une consommation des 7 derniers jours.Prière de corriger ou de confirmer avec le QG. Avertissement!!! Le ménage a consommé 7 Bidon 20l taille unique de Eau minérale/filtrée en bouteille locale, cette quantité semble anormale pour une consommation des 7 derniers jours, prière de verifier et corriger. Incohérence!! Dans ce ménage, chaque individus consomme par jour 43.09328 Kg  de cereale; Prière de revoir les quantités prises de ces produits.</w:t>
       </w:r>
     </w:p>
     <w:p>
@@ -2997,6 +3018,27 @@
         <w:t xml:space="preserve">- Peu plausible! le montant de la dépense pour Lubrifiants (huile moteur; huile de frein; liquide batterie (acide); graisses; autres lubrifiants n.d.a.) semble élevé. Veuillez, s'il vous plaît, confirmer cette information avec le QG ou la corriger. </w:t>
         <w:br/>
         <w:t>- Peu plausible! le montant de la dépense pour Tissus d'habillement: tissus pagne, tissu pagne du tisserand, tissu synthétique, etc. semble élevé. Veuillez, s'il vous plaît, confirmer cette information avec le QG ou la corriger.</w:t>
+      </w:r>
+    </w:p>
+    <w:p>
+      <w:r>
+        <w:rPr>
+          <w:b/>
+          <w:color w:val="4672C4"/>
+          <w:sz w:val="22"/>
+        </w:rPr>
+        <w:t>&gt;&gt; Section12 - Actifs du menage</w:t>
+      </w:r>
+    </w:p>
+    <w:p>
+      <w:pPr>
+        <w:ind w:left="283"/>
+      </w:pPr>
+      <w:r>
+        <w:rPr>
+          <w:sz w:val="20"/>
+        </w:rPr>
+        <w:t>- Attention ! Appareil TV a été achété à 180000 Fcfa est relativement élevé par rapport aux autres prix d'achat observés dans cette zone. Prière de corriger ou de confirmer avec le QG.</w:t>
       </w:r>
     </w:p>
     <w:p>
@@ -3415,7 +3457,7 @@
         <w:br/>
         <w:t xml:space="preserve">- Peu probable! MAREME NGOM  n'arrive pas  à comprendre un petit texte lu dans une langue locale (s02q03). Veuillez corriger ou donner des explications au QG. Peu probable! MAREME NGOM  ne sait ni lire, ni écrire, ni comprendre dans aucune des langues  (s02q01,s02q02,s02q03). Veuillez corriger ou donner des explications au QG. </w:t>
         <w:br/>
-        <w:t xml:space="preserve">- Peu probable! MAREME NGOM 2  n'arrive pas  à comprendre un petit texte lu dans une langue locale (s02q03). Veuillez corriger ou donner des explications au QG. Le montant des autres depenses pour l'année scolaire de MAREME NGOM 2 est faible ou élevé. veuillez, s'il vous plait, confirmer ces informations avec le QG ou apporter les corrections nécessaires. Attention ! Le frais de scolarité (49000 Fcfa) de MAREME NGOM 2 en 5ème année de Primaire est relativement élevé par rapport aux autres frais de scolarités observés dans cette zone. Prière de corriger ou de confirmer avec le QG. </w:t>
+        <w:t xml:space="preserve">- Peu probable! MAREME NGOM 2  n'arrive pas  à comprendre un petit texte lu dans une langue locale (s02q03). Veuillez corriger ou donner des explications au QG. Le montant des autres depenses pour l'année scolaire de MAREME NGOM 2 est faible ou élevé. veuillez, s'il vous plait, confirmer ces informations avec le QG ou apporter les corrections nécessaires. </w:t>
         <w:br/>
         <w:t xml:space="preserve">- Peu probable! MODOU NGOM  n'arrive pas  à comprendre un petit texte lu dans une langue locale (s02q03). Veuillez corriger ou donner des explications au QG. </w:t>
         <w:br/>
@@ -3486,7 +3528,7 @@
         <w:rPr>
           <w:sz w:val="20"/>
         </w:rPr>
-        <w:t>- Attention ! Le prix unitaire d'achat (300 Fcfa) de Sucre en poudre  en Kg (taille unique) est relativement faible par rapport aux autres prix observés dans cette zone. Prière de corriger ou de confirmer avec le QG. Avertissement!! La quantité (4.5 litre) du produit Autres huiles alimentaires n.d.a. (maïs, palmiste, tournesol, coco, lait de vache, etc.) consommée  par le ménage semble très élevé, prière de corriger ou confirmer avec le QG. Avertissement!!! Le ménage a consommé 22 Pièce Petit de Capitaine frais, cette quantité semble anormale pour une consommation des 7 derniers jours.Prière de corriger ou de confirmer avec le QG. Avertissement!!! Le ménage a consommé 7 Bidon 20l taille unique de Eau minérale/filtrée en bouteille locale, cette quantité semble anormale pour une consommation des 7 derniers jours, prière de verifier et corriger. Avertissement!!! Le ménage a consommé 8 Morceau (Portion) Petit de Silure séché, cette quantité semble anormale pour une consommation des 7 derniers jours.Prière de corriger ou de confirmer avec le QG. Incohérence!! Dans ce ménage, chaque individus consomme par jour 24.26743 Kg  de cereale; Prière de revoir les quantités prises de ces produits. Attention ! Le prix unitaire d'achat (700 Fcfa) de Riz local Gambiaka en Kg (taille unique) est relativement élevé par rapport aux autres prix observés dans cette zone. Prière de corriger ou de confirmer avec le QG.</w:t>
+        <w:t>- Attention ! Le prix unitaire d'achat (300 Fcfa) de Sucre en poudre  en Kg (taille unique) est relativement faible par rapport aux autres prix observés dans cette zone. Prière de corriger ou de confirmer avec le QG. Avertissement!! La quantité (4.5 litre) du produit Autres huiles alimentaires n.d.a. (maïs, palmiste, tournesol, coco, lait de vache, etc.) consommée  par le ménage semble très élevé, prière de corriger ou confirmer avec le QG. Avertissement!!! Le ménage a consommé 22 Pièce Petit de Capitaine frais, cette quantité semble anormale pour une consommation des 7 derniers jours.Prière de corriger ou de confirmer avec le QG. Avertissement!!! Le ménage a consommé 7 Bidon 20l taille unique de Eau minérale/filtrée en bouteille locale, cette quantité semble anormale pour une consommation des 7 derniers jours, prière de verifier et corriger. Avertissement!!! Le ménage a consommé 8 Morceau (Portion) Petit de Silure séché, cette quantité semble anormale pour une consommation des 7 derniers jours.Prière de corriger ou de confirmer avec le QG. Incohérence!! Dans ce ménage, chaque individus consomme par jour 39.358 Kg  de cereale; Prière de revoir les quantités prises de ces produits. Attention ! Le prix unitaire d'achat (700 Fcfa) de Riz local Gambiaka en Kg (taille unique) est relativement élevé par rapport aux autres prix observés dans cette zone. Prière de corriger ou de confirmer avec le QG.</w:t>
       </w:r>
     </w:p>
     <w:p>
@@ -3496,7 +3538,7 @@
           <w:color w:val="4672C4"/>
           <w:sz w:val="22"/>
         </w:rPr>
-        <w:t>&gt;&gt; Section10a - Existence entreprise non agricole</w:t>
+        <w:t>&gt;&gt; Section10b - caracteristiques entreprise non agricole</w:t>
       </w:r>
     </w:p>
     <w:p>
@@ -3507,7 +3549,7 @@
         <w:rPr>
           <w:sz w:val="20"/>
         </w:rPr>
-        <w:t>- La section 10a du ménage de MAREME NGOM n'est pas totalement renseigné ou n'a pas commencé, prière de renseigner toutes les questions de la section 10 avant d'entamer la section 10b</w:t>
+        <w:t>- Le montant dépensé de l'entreprise VENDEUR DE BEIGNET en achat de matières premières pour les produits vendus au cours des 30 derniers jours ou durant le dernier mois où l'entreprise a fonctionné ne peut pas être supéreur aux montants obtenus sur la vente de produits transformés par l'entreprise au cours de cette même période où l'entreprise a fonctionné (s10q49 &gt; s10q48), prière de corriger. L'entreprise VENDEUR DE BEIGNET est généralement une entreprise commerciale ou de service dont elle ne depense pas en achat de matières premières.Elle ne transforme pas de produit donc ne peut pas obtenir un montant sur la vente des produits transformés (10.48 ou 10.49). Prière de mettre 0 pour ces questions si elles ne font pas de transformation.</w:t>
       </w:r>
     </w:p>
     <w:p>
@@ -3528,7 +3570,7 @@
         <w:rPr>
           <w:sz w:val="20"/>
         </w:rPr>
-        <w:t>- Le type de logement du ménage doit être renseigné, prière de renseigner</w:t>
+        <w:t>- La personne non-membre du ménage qui figure sur le titre de propriété est CONJOINT et semble exister dans les modalités, prière de prendre attache avec le QG pour plus d'explication afin de la classer bien.</w:t>
       </w:r>
     </w:p>
     <w:p>
@@ -3538,7 +3580,7 @@
           <w:color w:val="4672C4"/>
           <w:sz w:val="22"/>
         </w:rPr>
-        <w:t>&gt;&gt; Section12 - Actifs du menage</w:t>
+        <w:t>&gt;&gt; Section13a - Transferts recus</w:t>
       </w:r>
     </w:p>
     <w:p>
@@ -3549,49 +3591,9 @@
         <w:rPr>
           <w:sz w:val="20"/>
         </w:rPr>
-        <w:t>- La section 12 n'a pas été renseigner ou ce ménage ne possede aucun biens, prière de la renseigner ou de revoir la section 12 de ce ménage.</w:t>
-      </w:r>
-    </w:p>
-    <w:p>
-      <w:r>
-        <w:rPr>
-          <w:b/>
-          <w:color w:val="4672C4"/>
-          <w:sz w:val="22"/>
-        </w:rPr>
-        <w:t>&gt;&gt; Section14 - Chocs</w:t>
-      </w:r>
-    </w:p>
-    <w:p>
-      <w:pPr>
-        <w:ind w:left="283"/>
-      </w:pPr>
-      <w:r>
-        <w:rPr>
-          <w:sz w:val="20"/>
-        </w:rPr>
-        <w:t>- Avertissement!! Le ménage n'a été négativement affecté par aucun des problèmes donnés dans la section 14. Confirmez vous cette information avec le QG?</w:t>
-      </w:r>
-    </w:p>
-    <w:p>
-      <w:r>
-        <w:rPr>
-          <w:b/>
-          <w:color w:val="4672C4"/>
-          <w:sz w:val="22"/>
-        </w:rPr>
-        <w:t>&gt;&gt; Section15 - Filets sociaux</w:t>
-      </w:r>
-    </w:p>
-    <w:p>
-      <w:pPr>
-        <w:ind w:left="283"/>
-      </w:pPr>
-      <w:r>
-        <w:rPr>
-          <w:sz w:val="20"/>
-        </w:rPr>
-        <w:t>- Avertissement!! Aucun membre dans ce ménage n'a entendu parler d'aucun programme de la section 15, prière de confirmer ce cas avec le QG.</w:t>
+        <w:t xml:space="preserve">- Avertissement!! Le montant des transferts reçu par mois semble très élevé ou faible, peut-être que vous vous êtes trompés du choix de l'unité. </w:t>
+        <w:br/>
+        <w:t>- Avertissement!! Le montant des transferts reçu par mois semble très élevé ou faible, peut-être que vous vous êtes trompés du choix de l'unité.</w:t>
       </w:r>
     </w:p>
     <w:p>
@@ -4073,51 +4075,7 @@
         <w:rPr>
           <w:sz w:val="20"/>
         </w:rPr>
-        <w:t>- Attention ! Le prix unitaire d'achat (100 Fcfa) de Poivre en Sachets (Tres petit) est relativement élevé par rapport aux autres prix observés dans cette zone. Prière de corriger ou de confirmer avec le QG. Avertissement!! La quantité (5.62 litre) du produit Autres huiles alimentaires n.d.a. (maïs, palmiste, tournesol, coco, lait de vache, etc.) consommée  par le ménage semble très élevé, prière de corriger ou confirmer avec le QG. Avertissement!!! Le ménage a consommé 10 Morceau (Portion) Moyen de Poisson frais type 9, cette quantité semble anormale pour une consommation des 7 derniers jours.Prière de corriger ou de confirmer avec le QG. Avertissement!!! Le ménage a consommé 12 Morceau (Portion) Petit de Silure séché, cette quantité semble anormale pour une consommation des 7 derniers jours.Prière de corriger ou de confirmer avec le QG. Avertissement!!! Le ménage a consommé 18 Pièce Petit de Capitaine frais, cette quantité semble anormale pour une consommation des 7 derniers jours.Prière de corriger ou de confirmer avec le QG. Avertissement!!! Le ménage a consommé 7 Bidon 20l taille unique de Eau minérale/filtrée en bouteille locale, cette quantité semble anormale pour une consommation des 7 derniers jours, prière de verifier et corriger. Attention ! Soupçons de quantité anormale! Le ménage de BARA DIOP avec une taille de 9 personnes a consommé 7 Bidon 20l en taille unique de Eau minérale/filtrée en bouteille locale qui est relativement élevé comme consommation par rapport à la condition de vie des autres ménages de même taille dans cette zone. Prière de corriger ou de confirmer avec le QG. Incohérence!! Dans ce ménage, chaque individus consomme par jour 29.4146 Kg  de cereale; Prière de revoir les quantités prises de ces produits. Incohérence!! Dans ce ménage, chaque individus consomme par jour 29.4146 Kg  de cereale; Prière de revoir les quantités prises de ces produits.</w:t>
-      </w:r>
-    </w:p>
-    <w:p>
-      <w:r>
-        <w:rPr>
-          <w:b/>
-          <w:color w:val="4672C4"/>
-          <w:sz w:val="22"/>
-        </w:rPr>
-        <w:t>&gt;&gt; Section9e - Depenses non-alimentaires - 6 mois</w:t>
-      </w:r>
-    </w:p>
-    <w:p>
-      <w:pPr>
-        <w:ind w:left="283"/>
-      </w:pPr>
-      <w:r>
-        <w:rPr>
-          <w:sz w:val="20"/>
-        </w:rPr>
-        <w:t xml:space="preserve">- Peu plausible! le montant de la dépense pour Chaussures femmes semble élevé. Veuillez, s'il vous plaît, confirmer cette information avec le QG ou la corriger. </w:t>
-        <w:br/>
-        <w:t>- Peu plausible! le montant de la dépense pour Tissus d'habillement: tissus pagne, tissu pagne du tisserand, tissu synthétique, etc. semble élevé. Veuillez, s'il vous plaît, confirmer cette information avec le QG ou la corriger.</w:t>
-      </w:r>
-    </w:p>
-    <w:p>
-      <w:r>
-        <w:rPr>
-          <w:b/>
-          <w:color w:val="4672C4"/>
-          <w:sz w:val="22"/>
-        </w:rPr>
-        <w:t>&gt;&gt; Section10a - Existence entreprise non agricole</w:t>
-      </w:r>
-    </w:p>
-    <w:p>
-      <w:pPr>
-        <w:ind w:left="283"/>
-      </w:pPr>
-      <w:r>
-        <w:rPr>
-          <w:sz w:val="20"/>
-        </w:rPr>
-        <w:t>- La section 10a du ménage de BARA DIOP n'est pas totalement renseigné ou n'a pas commencé, prière de renseigner toutes les questions de la section 10 avant d'entamer la section 10b</w:t>
+        <w:t>- Attention ! Le prix unitaire d'achat (100 Fcfa) de Poivre en Sachets (Tres petit) est relativement élevé par rapport aux autres prix observés dans cette zone. Prière de corriger ou de confirmer avec le QG. Avertissement!! La quantité (5.62 litre) du produit Autres huiles alimentaires n.d.a. (maïs, palmiste, tournesol, coco, lait de vache, etc.) consommée  par le ménage semble très élevé, prière de corriger ou confirmer avec le QG. Avertissement!!! Le ménage a consommé 10 Morceau (Portion) Moyen de Poisson frais type 9, cette quantité semble anormale pour une consommation des 7 derniers jours.Prière de corriger ou de confirmer avec le QG. Avertissement!!! Le ménage a consommé 12 Morceau (Portion) Petit de Silure séché, cette quantité semble anormale pour une consommation des 7 derniers jours.Prière de corriger ou de confirmer avec le QG. Avertissement!!! Le ménage a consommé 18 Pièce Petit de Capitaine frais, cette quantité semble anormale pour une consommation des 7 derniers jours.Prière de corriger ou de confirmer avec le QG. Avertissement!!! Le ménage a consommé 7 Bidon 20l taille unique de Eau minérale/filtrée en bouteille locale, cette quantité semble anormale pour une consommation des 7 derniers jours, prière de verifier et corriger. Attention ! Soupçons de quantité anormale! Le ménage de BARA DIOP avec une taille de 9 personnes a consommé 7 Bidon 20l en taille unique de Eau minérale/filtrée en bouteille locale qui est relativement élevé comme consommation par rapport à la condition de vie des autres ménages de même taille dans cette zone. Prière de corriger ou de confirmer avec le QG. Incohérence!! Dans ce ménage, chaque individus consomme par jour 50.88683 Kg  de cereale; Prière de revoir les quantités prises de ces produits. Incohérence!! Dans ce ménage, chaque individus consomme par jour 50.88683 Kg  de cereale; Prière de revoir les quantités prises de ces produits.</w:t>
       </w:r>
     </w:p>
     <w:p>
@@ -4495,13 +4453,25 @@
         <w:rPr>
           <w:sz w:val="20"/>
         </w:rPr>
+        <w:t xml:space="preserve">- Le montant des autres depenses pour l'année scolaire de AMY FALL est faible ou élevé. veuillez, s'il vous plait, confirmer ces informations avec le QG ou apporter les corrections nécessaires. </w:t>
+        <w:br/>
+        <w:t xml:space="preserve">- Peu probable! ALLA GNINGUE  n'arrive pas  à comprendre un petit texte lu dans une langue locale (s02q03). Veuillez corriger ou donner des explications au QG. </w:t>
+        <w:br/>
         <w:t xml:space="preserve">- Peu probable! AMY NDIAYE  n'arrive pas  à comprendre un petit texte lu dans une langue locale (s02q03). Veuillez corriger ou donner des explications au QG. Peu probable! AMY NDIAYE  ne sait ni lire, ni écrire, ni comprendre dans aucune des langues  (s02q01,s02q02,s02q03). Veuillez corriger ou donner des explications au QG. </w:t>
+        <w:br/>
+        <w:t xml:space="preserve">- Peu probable! BAYE DAME GNINGUE  n'arrive pas  à comprendre un petit texte lu dans une langue locale (s02q03). Veuillez corriger ou donner des explications au QG. </w:t>
+        <w:br/>
+        <w:t xml:space="preserve">- Peu probable! BINTA NDIAYE  n'arrive pas  à comprendre un petit texte lu dans une langue locale (s02q03). Veuillez corriger ou donner des explications au QG. </w:t>
         <w:br/>
         <w:t xml:space="preserve">- Peu probable! MOR GNINGUE  n'arrive pas  à comprendre un petit texte lu dans une langue locale (s02q03). Veuillez corriger ou donner des explications au QG. Peu probable! MOR GNINGUE  ne sait ni lire, ni écrire, ni comprendre dans aucune des langues  (s02q01,s02q02,s02q03). Veuillez corriger ou donner des explications au QG. </w:t>
         <w:br/>
         <w:t xml:space="preserve">- Peu probable! NDIOLE GUEYE  n'arrive pas  à comprendre un petit texte lu dans une langue locale (s02q03). Veuillez corriger ou donner des explications au QG. Peu probable! NDIOLE GUEYE  ne sait ni lire, ni écrire, ni comprendre dans aucune des langues  (s02q01,s02q02,s02q03). Veuillez corriger ou donner des explications au QG. </w:t>
         <w:br/>
-        <w:t>- Peu probable! PATE GNINGUE  n'arrive pas  à comprendre un petit texte lu dans une langue locale (s02q03). Veuillez corriger ou donner des explications au QG.</w:t>
+        <w:t xml:space="preserve">- Peu probable! PATHE GNINGUE  n'arrive pas  à comprendre un petit texte lu dans une langue locale (s02q03). Veuillez corriger ou donner des explications au QG. </w:t>
+        <w:br/>
+        <w:t xml:space="preserve">- Peu probable! PENDA GNINGUE  n'arrive pas  à comprendre un petit texte lu dans une langue locale (s02q03). Veuillez corriger ou donner des explications au QG. </w:t>
+        <w:br/>
+        <w:t>- Peu probable! SERIGNE FALLOU GNINGUE  n'arrive pas  à comprendre un petit texte lu dans une langue locale (s02q03). Veuillez corriger ou donner des explications au QG.</w:t>
       </w:r>
     </w:p>
     <w:p>
@@ -4511,7 +4481,7 @@
           <w:color w:val="4672C4"/>
           <w:sz w:val="22"/>
         </w:rPr>
-        <w:t>&gt;&gt; Section3 - Sante</w:t>
+        <w:t>&gt;&gt; Section4a - Emploi</w:t>
       </w:r>
     </w:p>
     <w:p>
@@ -4522,25 +4492,7 @@
         <w:rPr>
           <w:sz w:val="20"/>
         </w:rPr>
-        <w:t xml:space="preserve">- || </w:t>
-        <w:br/>
-        <w:t xml:space="preserve">- </w:t>
-        <w:br/>
-        <w:t xml:space="preserve">- </w:t>
-        <w:br/>
-        <w:t xml:space="preserve">- </w:t>
-        <w:br/>
-        <w:t xml:space="preserve">- </w:t>
-        <w:br/>
-        <w:t xml:space="preserve">- </w:t>
-        <w:br/>
-        <w:t xml:space="preserve">- </w:t>
-        <w:br/>
-        <w:t xml:space="preserve">- </w:t>
-        <w:br/>
-        <w:t xml:space="preserve">- </w:t>
-        <w:br/>
-        <w:t>- La section n'est pas renseignée pour SERIGNE KHADIM GNINGUE, prière de la renseigner.</w:t>
+        <w:t>- Avertissement! Nombre d'heure que PATHE GNINGUE a consacré à son emploi au cours des 7 derniers jours est trop élevé, veuillez revoir s'il vous plait ou confirmer cette information avec le QG.</w:t>
       </w:r>
     </w:p>
     <w:p>
@@ -4550,7 +4502,7 @@
           <w:color w:val="4672C4"/>
           <w:sz w:val="22"/>
         </w:rPr>
-        <w:t>&gt;&gt; Section6 - Epargne et credit</w:t>
+        <w:t>&gt;&gt; Section7b - Consommation alimentaire - 7 jours</w:t>
       </w:r>
     </w:p>
     <w:p>
@@ -4561,127 +4513,7 @@
         <w:rPr>
           <w:sz w:val="20"/>
         </w:rPr>
-        <w:t xml:space="preserve">- Il est impératif de renseigner la question : #Est-ce que ALLA GNINGUE possède un compte dans les établissements financiers suivants ou une carte prépayée ?# même si la personne ne dispose pas de compte, veuillez les renseigner s'il vous plaît. </w:t>
-        <w:br/>
-        <w:t xml:space="preserve">- Il est impératif de renseigner la question : #Est-ce que AMY NDIAYE possède un compte dans les établissements financiers suivants ou une carte prépayée ?# même si la personne ne dispose pas de compte, veuillez les renseigner s'il vous plaît. </w:t>
-        <w:br/>
-        <w:t xml:space="preserve">- Il est impératif de renseigner la question : #Est-ce que BAYE DAME GNINGUE possède un compte dans les établissements financiers suivants ou une carte prépayée ?# même si la personne ne dispose pas de compte, veuillez les renseigner s'il vous plaît. </w:t>
-        <w:br/>
-        <w:t xml:space="preserve">- Il est impératif de renseigner la question : #Est-ce que BINTA NDIAYE possède un compte dans les établissements financiers suivants ou une carte prépayée ?# même si la personne ne dispose pas de compte, veuillez les renseigner s'il vous plaît. </w:t>
-        <w:br/>
-        <w:t xml:space="preserve">- Il est impératif de renseigner la question : #Est-ce que MAME DIARRA FALL possède un compte dans les établissements financiers suivants ou une carte prépayée ?# même si la personne ne dispose pas de compte, veuillez les renseigner s'il vous plaît. </w:t>
-        <w:br/>
-        <w:t xml:space="preserve">- Il est impératif de renseigner la question : #Est-ce que MOR GNINGUE possède un compte dans les établissements financiers suivants ou une carte prépayée ?# même si la personne ne dispose pas de compte, veuillez les renseigner s'il vous plaît. </w:t>
-        <w:br/>
-        <w:t xml:space="preserve">- Il est impératif de renseigner la question : #Est-ce que NDIOLE GUEYE possède un compte dans les établissements financiers suivants ou une carte prépayée ?# même si la personne ne dispose pas de compte, veuillez les renseigner s'il vous plaît. </w:t>
-        <w:br/>
-        <w:t>- Il est impératif de renseigner la question : #Est-ce que PATE GNINGUE possède un compte dans les établissements financiers suivants ou une carte prépayée ?# même si la personne ne dispose pas de compte, veuillez les renseigner s'il vous plaît.</w:t>
-      </w:r>
-    </w:p>
-    <w:p>
-      <w:r>
-        <w:rPr>
-          <w:b/>
-          <w:color w:val="4672C4"/>
-          <w:sz w:val="22"/>
-        </w:rPr>
-        <w:t>&gt;&gt; Section7a1 - Repas pris a l'exterieur du menage</w:t>
-      </w:r>
-    </w:p>
-    <w:p>
-      <w:pPr>
-        <w:ind w:left="283"/>
-      </w:pPr>
-      <w:r>
-        <w:rPr>
-          <w:sz w:val="20"/>
-        </w:rPr>
-        <w:t>- Attention ! La section sur le repas pris à l'extérieur du ménage n'est pas renseignée à 100 %. Prière de vérifier l'ensemble des questions relatives à cette section et de les renseigner en totalité.</w:t>
-      </w:r>
-    </w:p>
-    <w:p>
-      <w:r>
-        <w:rPr>
-          <w:b/>
-          <w:color w:val="4672C4"/>
-          <w:sz w:val="22"/>
-        </w:rPr>
-        <w:t>&gt;&gt; Section7a2 - Repas pris a l'exterieur du menage</w:t>
-      </w:r>
-    </w:p>
-    <w:p>
-      <w:pPr>
-        <w:ind w:left="283"/>
-      </w:pPr>
-      <w:r>
-        <w:rPr>
-          <w:sz w:val="20"/>
-        </w:rPr>
-        <w:t xml:space="preserve">- La section sur le repas pris à l'extérieur du ménage du membre ALLA GNINGUE n'est pas renseignée à 100 %. Prière de vérifier l'ensemble des questions relatives à ce membre et de les renseigner en totalité. </w:t>
-        <w:br/>
-        <w:t xml:space="preserve">- La section sur le repas pris à l'extérieur du ménage du membre AMY NDIAYE n'est pas renseignée à 100 %. Prière de vérifier l'ensemble des questions relatives à ce membre et de les renseigner en totalité. </w:t>
-        <w:br/>
-        <w:t xml:space="preserve">- La section sur le repas pris à l'extérieur du ménage du membre BAYE DAME GNINGUE n'est pas renseignée à 100 %. Prière de vérifier l'ensemble des questions relatives à ce membre et de les renseigner en totalité. </w:t>
-        <w:br/>
-        <w:t xml:space="preserve">- La section sur le repas pris à l'extérieur du ménage du membre BINTA NDIAYE n'est pas renseignée à 100 %. Prière de vérifier l'ensemble des questions relatives à ce membre et de les renseigner en totalité. </w:t>
-        <w:br/>
-        <w:t xml:space="preserve">- La section sur le repas pris à l'extérieur du ménage du membre MAME DIARRA FALL n'est pas renseignée à 100 %. Prière de vérifier l'ensemble des questions relatives à ce membre et de les renseigner en totalité. </w:t>
-        <w:br/>
-        <w:t xml:space="preserve">- La section sur le repas pris à l'extérieur du ménage du membre MOR GNINGUE n'est pas renseignée à 100 %. Prière de vérifier l'ensemble des questions relatives à ce membre et de les renseigner en totalité. </w:t>
-        <w:br/>
-        <w:t xml:space="preserve">- La section sur le repas pris à l'extérieur du ménage du membre NDIOLE GUEYE n'est pas renseignée à 100 %. Prière de vérifier l'ensemble des questions relatives à ce membre et de les renseigner en totalité. </w:t>
-        <w:br/>
-        <w:t xml:space="preserve">- La section sur le repas pris à l'extérieur du ménage du membre NGAÏTA GNINGUE n'est pas renseignée à 100 %. Prière de vérifier l'ensemble des questions relatives à ce membre et de les renseigner en totalité. </w:t>
-        <w:br/>
-        <w:t xml:space="preserve">- La section sur le repas pris à l'extérieur du ménage du membre PATE GNINGUE n'est pas renseignée à 100 %. Prière de vérifier l'ensemble des questions relatives à ce membre et de les renseigner en totalité. </w:t>
-        <w:br/>
-        <w:t xml:space="preserve">- La section sur le repas pris à l'extérieur du ménage du membre PENDA GNINGUE n'est pas renseignée à 100 %. Prière de vérifier l'ensemble des questions relatives à ce membre et de les renseigner en totalité. </w:t>
-        <w:br/>
-        <w:t xml:space="preserve">- La section sur le repas pris à l'extérieur du ménage du membre SERIGNE FALLOU GNINGUE n'est pas renseignée à 100 %. Prière de vérifier l'ensemble des questions relatives à ce membre et de les renseigner en totalité. </w:t>
-        <w:br/>
-        <w:t>- La section sur le repas pris à l'extérieur du ménage du membre SERIGNE KHADIM GNINGUE n'est pas renseignée à 100 %. Prière de vérifier l'ensemble des questions relatives à ce membre et de les renseigner en totalité.</w:t>
-      </w:r>
-    </w:p>
-    <w:p>
-      <w:r>
-        <w:rPr>
-          <w:b/>
-          <w:color w:val="4672C4"/>
-          <w:sz w:val="22"/>
-        </w:rPr>
-        <w:t>&gt;&gt; Section8 - Sécurite alimentaire</w:t>
-      </w:r>
-    </w:p>
-    <w:p>
-      <w:pPr>
-        <w:ind w:left="283"/>
-      </w:pPr>
-      <w:r>
-        <w:rPr>
-          <w:sz w:val="20"/>
-        </w:rPr>
-        <w:t>- Toutes les questions de la section 8 ne sont pas renseignées, prière de renseigner.</w:t>
-      </w:r>
-    </w:p>
-    <w:p>
-      <w:r>
-        <w:rPr>
-          <w:b/>
-          <w:color w:val="4672C4"/>
-          <w:sz w:val="22"/>
-        </w:rPr>
-        <w:t>&gt;&gt; Section9a - Depenses de fetes et ceremonies</w:t>
-      </w:r>
-    </w:p>
-    <w:p>
-      <w:pPr>
-        <w:ind w:left="283"/>
-      </w:pPr>
-      <w:r>
-        <w:rPr>
-          <w:sz w:val="20"/>
-        </w:rPr>
-        <w:t>- Il est improbable d'avoir un ménage qui n'a pas effectué aucune dépense au moins lors d'une de ces fêtes, prière de revoir cette partie pour ce ménage.</w:t>
+        <w:t>- Avertissement!! La quantité (3.5 litre) du produit Autres huiles alimentaires n.d.a. (maïs, palmiste, tournesol, coco, lait de vache, etc.) consommée  par le ménage semble très élevé, prière de corriger ou confirmer avec le QG. Avertissement!!! Le ménage a consommé 14 Morceau (Portion) Petit de Silure séché, cette quantité semble anormale pour une consommation des 7 derniers jours.Prière de corriger ou de confirmer avec le QG. Attention ! Le prix unitaire d'achat (100 Fcfa) de Silure séché en Morceau (Portion) (Petit) est relativement faible par rapport aux autres prix observés dans cette zone. Prière de corriger ou de confirmer avec le QG. Avertissement!!! Le ménage a consommé 35 Bidon 20l taille unique de Eau minérale/filtrée en bouteille locale, cette quantité semble anormale pour une consommation des 7 derniers jours, prière de verifier et corriger. Attention ! Le prix unitaire d'achat (125 Fcfa) de Eau minérale/filtrée en bouteille locale en Bidon 20l (taille unique) est relativement faible par rapport aux autres prix observés dans cette zone. Prière de corriger ou de confirmer avec le QG. Avertissement!!!Le ménage a consommé 56 miche de Moyen de Pain moderne (Baguette)  ce qui semble incoherent pour une consommation aucours des 7 derniers jours, prière de verifier et corriger. Incohérence!! Dans ce ménage, chaque individus consomme par jour 34.71154 Kg  de cereale; Prière de revoir les quantités prises de ces produits.</w:t>
       </w:r>
     </w:p>
     <w:p>
@@ -4702,7 +4534,7 @@
         <w:rPr>
           <w:sz w:val="20"/>
         </w:rPr>
-        <w:t>- Il est difficile d'avoir un ménage qui n'a effectué aucune des dépenses mentionnées au cours de 7 derniers jours, prière de revoir la section 9B pour ce ménage.</w:t>
+        <w:t>- Peu plausible! le montant de la dépense pour Transport urbain/rural par traction animale semble faible. Veuillez, s'il vous plaît, confirmer cette information avec le QG ou la corriger.</w:t>
       </w:r>
     </w:p>
     <w:p>
@@ -4712,7 +4544,7 @@
           <w:color w:val="4672C4"/>
           <w:sz w:val="22"/>
         </w:rPr>
-        <w:t>&gt;&gt; Section9c - Depenses non-alimentaires - 30 jours</w:t>
+        <w:t>&gt;&gt; Section10b - caracteristiques entreprise non agricole</w:t>
       </w:r>
     </w:p>
     <w:p>
@@ -4723,91 +4555,7 @@
         <w:rPr>
           <w:sz w:val="20"/>
         </w:rPr>
-        <w:t>- Il est moins probable q'un ménage n'ait effectué de dépense sur les produits/services cités au cours de 30 derniers jours, Veuillez revoir la section 9C pour ce ménage.</w:t>
-      </w:r>
-    </w:p>
-    <w:p>
-      <w:r>
-        <w:rPr>
-          <w:b/>
-          <w:color w:val="4672C4"/>
-          <w:sz w:val="22"/>
-        </w:rPr>
-        <w:t>&gt;&gt; Section9d - Depenses non-alimentaires - 3 mois</w:t>
-      </w:r>
-    </w:p>
-    <w:p>
-      <w:pPr>
-        <w:ind w:left="283"/>
-      </w:pPr>
-      <w:r>
-        <w:rPr>
-          <w:sz w:val="20"/>
-        </w:rPr>
-        <w:t>- Difficile pour un ménage de ne pas avoir effectué de dépenses au cours de 3 derniers mois sur les produits/services cités (Section 9D), prière de revoir la section pour ce ménage.</w:t>
-      </w:r>
-    </w:p>
-    <w:p>
-      <w:r>
-        <w:rPr>
-          <w:b/>
-          <w:color w:val="4672C4"/>
-          <w:sz w:val="22"/>
-        </w:rPr>
-        <w:t>&gt;&gt; Section9e - Depenses non-alimentaires - 6 mois</w:t>
-      </w:r>
-    </w:p>
-    <w:p>
-      <w:pPr>
-        <w:ind w:left="283"/>
-      </w:pPr>
-      <w:r>
-        <w:rPr>
-          <w:sz w:val="20"/>
-        </w:rPr>
-        <w:t>- Moins possible d'avoir un ménage qui n'a effectué aucune des dépenses au cours de 6 derniers mois, prière de revoir la section pour ce ménage</w:t>
-      </w:r>
-    </w:p>
-    <w:p>
-      <w:r>
-        <w:rPr>
-          <w:b/>
-          <w:color w:val="4672C4"/>
-          <w:sz w:val="22"/>
-        </w:rPr>
-        <w:t>&gt;&gt; Section9f - Depenses non-alimentaires - 12 mois</w:t>
-      </w:r>
-    </w:p>
-    <w:p>
-      <w:pPr>
-        <w:ind w:left="283"/>
-      </w:pPr>
-      <w:r>
-        <w:rPr>
-          <w:sz w:val="20"/>
-        </w:rPr>
-        <w:t>- Moins possible d'avoir un ménage qui n'a effectué aucune des dépenses au cours de 12 derniers mois, veuillez revoir la section pour ce ménage.</w:t>
-      </w:r>
-    </w:p>
-    <w:p>
-      <w:r>
-        <w:rPr>
-          <w:b/>
-          <w:color w:val="4672C4"/>
-          <w:sz w:val="22"/>
-        </w:rPr>
-        <w:t>&gt;&gt; Section10a - Existence entreprise non agricole</w:t>
-      </w:r>
-    </w:p>
-    <w:p>
-      <w:pPr>
-        <w:ind w:left="283"/>
-      </w:pPr>
-      <w:r>
-        <w:rPr>
-          <w:sz w:val="20"/>
-        </w:rPr>
-        <w:t>- La section 10a du ménage de MOR GNINGUE n'est pas totalement renseigné ou n'a pas commencé, prière de renseigner toutes les questions de la section 10 avant d'entamer la section 10b</w:t>
+        <w:t>- || Le noms de l'entreprise commerce1 ne doit pas contenir de chiffre et doit être bien renseigné, prière de bien renseigné .</w:t>
       </w:r>
     </w:p>
     <w:p>
@@ -4828,82 +4576,7 @@
         <w:rPr>
           <w:sz w:val="20"/>
         </w:rPr>
-        <w:t>- Incohérence entre le type de logement choisi en S11q02 et le nombre de pièce renseigné, veuillez corriger s'il vous plait. Le montant de la dernière facture d'eau avec la périodicité ne peut pas être égale à 0 ou est trop élevé, veuillez revoir la question s11q23a s'il vous plait.</w:t>
-      </w:r>
-    </w:p>
-    <w:p>
-      <w:r>
-        <w:rPr>
-          <w:b/>
-          <w:color w:val="4672C4"/>
-          <w:sz w:val="22"/>
-        </w:rPr>
-        <w:t>&gt;&gt; Section12 - Actifs du menage</w:t>
-      </w:r>
-    </w:p>
-    <w:p>
-      <w:pPr>
-        <w:ind w:left="283"/>
-      </w:pPr>
-      <w:r>
-        <w:rPr>
-          <w:sz w:val="20"/>
-        </w:rPr>
-        <w:t xml:space="preserve">- Avertissement!! La question s12q04 n'a pas été renseigner pour l'article: Armoires et autres meubles, prière de renseigner. </w:t>
-        <w:br/>
-        <w:t xml:space="preserve">- Avertissement!! La question s12q04 n'a pas été renseigner pour l'article: Bonbonne de gaz, prière de renseigner. </w:t>
-        <w:br/>
-        <w:t xml:space="preserve">- Avertissement!! La question s12q04 n'a pas été renseigner pour l'article: Cuisinière à gaz ou électrique, prière de renseigner. </w:t>
-        <w:br/>
-        <w:t xml:space="preserve">- Avertissement!! La question s12q04 n'a pas été renseigner pour l'article: Fer à repasser à charbon, prière de renseigner. </w:t>
-        <w:br/>
-        <w:t xml:space="preserve">- Avertissement!! La question s12q04 n'a pas été renseigner pour l'article: Fer à repasser électrique, prière de renseigner. </w:t>
-        <w:br/>
-        <w:t xml:space="preserve">- Avertissement!! La question s12q04 n'a pas été renseigner pour l'article: Lit, prière de renseigner. </w:t>
-        <w:br/>
-        <w:t>- Avertissement!! La question s12q04 n'a pas été renseigner pour l'article: Matelas simple, prière de renseigner.</w:t>
-      </w:r>
-    </w:p>
-    <w:p>
-      <w:r>
-        <w:rPr>
-          <w:b/>
-          <w:color w:val="4672C4"/>
-          <w:sz w:val="22"/>
-        </w:rPr>
-        <w:t>&gt;&gt; Section14 - Chocs</w:t>
-      </w:r>
-    </w:p>
-    <w:p>
-      <w:pPr>
-        <w:ind w:left="283"/>
-      </w:pPr>
-      <w:r>
-        <w:rPr>
-          <w:sz w:val="20"/>
-        </w:rPr>
-        <w:t>- Avertissement!! Le ménage n'a été négativement affecté par aucun des problèmes donnés dans la section 14. Confirmez vous cette information avec le QG?</w:t>
-      </w:r>
-    </w:p>
-    <w:p>
-      <w:r>
-        <w:rPr>
-          <w:b/>
-          <w:color w:val="4672C4"/>
-          <w:sz w:val="22"/>
-        </w:rPr>
-        <w:t>&gt;&gt; Section15 - Filets sociaux</w:t>
-      </w:r>
-    </w:p>
-    <w:p>
-      <w:pPr>
-        <w:ind w:left="283"/>
-      </w:pPr>
-      <w:r>
-        <w:rPr>
-          <w:sz w:val="20"/>
-        </w:rPr>
-        <w:t>- Avertissement!! Aucun membre dans ce ménage n'a entendu parler d'aucun programme de la section 15, prière de confirmer ce cas avec le QG.</w:t>
+        <w:t>- Le montant de la dernière facture d'eau avec la périodicité ne peut pas être égale à 0 ou est trop élevé, veuillez revoir la question s11q23a s'il vous plait.</w:t>
       </w:r>
     </w:p>
     <w:p>
@@ -4925,27 +4598,6 @@
           <w:sz w:val="20"/>
         </w:rPr>
         <w:t>- La section 16 du ménage de MOR GNINGUE n'est pas renseigné, prière de renseigner.</w:t>
-      </w:r>
-    </w:p>
-    <w:p>
-      <w:r>
-        <w:rPr>
-          <w:b/>
-          <w:color w:val="4672C4"/>
-          <w:sz w:val="22"/>
-        </w:rPr>
-        <w:t>&gt;&gt; Section18b - Chasse</w:t>
-      </w:r>
-    </w:p>
-    <w:p>
-      <w:pPr>
-        <w:ind w:left="283"/>
-      </w:pPr>
-      <w:r>
-        <w:rPr>
-          <w:sz w:val="20"/>
-        </w:rPr>
-        <w:t>- Prière de renseigner la section 18 (La chasse).</w:t>
       </w:r>
     </w:p>
     <w:p>
@@ -5352,7 +5004,7 @@
         <w:rPr>
           <w:sz w:val="20"/>
         </w:rPr>
-        <w:t>- Attention ! Le prix unitaire d'achat (100 Fcfa) de Café moulu en Sachets (Petit) est relativement faible par rapport aux autres prix observés dans cette zone. Prière de corriger ou de confirmer avec le QG. Avertissement!!! Le ménage a consommé 4 Bidon 20l taille unique de Eau minérale/filtrée en bouteille locale, cette quantité semble anormale pour une consommation des 7 derniers jours, prière de verifier et corriger. Attention ! Le prix unitaire d'achat (125 Fcfa) de Eau minérale/filtrée en bouteille locale en Bidon 20l (taille unique) est relativement faible par rapport aux autres prix observés dans cette zone. Prière de corriger ou de confirmer avec le QG. Incohérence!! Dans ce ménage, chaque individus consomme par jour 69.49381 Kg  de cereale; Prière de revoir les quantités prises de ces produits. Incohérence!! Dans ce ménage, chaque individus consomme par jour 69.49381 Kg  de cereale; Prière de revoir les quantités prises de ces produits. Incohérence!! Dans ce ménage, chaque individus consomme par jour 69.49381 Kg  de cereale; Prière de revoir les quantités prises de ces produits.</w:t>
+        <w:t>- Attention ! Le prix unitaire d'achat (100 Fcfa) de Café moulu en Sachets (Petit) est relativement faible par rapport aux autres prix observés dans cette zone. Prière de corriger ou de confirmer avec le QG. Avertissement!!! Le ménage a consommé 4 Bidon 20l taille unique de Eau minérale/filtrée en bouteille locale, cette quantité semble anormale pour une consommation des 7 derniers jours, prière de verifier et corriger. Attention ! Le prix unitaire d'achat (125 Fcfa) de Eau minérale/filtrée en bouteille locale en Bidon 20l (taille unique) est relativement faible par rapport aux autres prix observés dans cette zone. Prière de corriger ou de confirmer avec le QG. Incohérence!! Dans ce ménage, chaque individus consomme par jour 135.3629 Kg  de cereale; Prière de revoir les quantités prises de ces produits. Incohérence!! Dans ce ménage, chaque individus consomme par jour 135.3629 Kg  de cereale; Prière de revoir les quantités prises de ces produits. Incohérence!! Dans ce ménage, chaque individus consomme par jour 135.3629 Kg  de cereale; Prière de revoir les quantités prises de ces produits.</w:t>
       </w:r>
     </w:p>
     <w:p>
@@ -5416,6 +5068,27 @@
           <w:sz w:val="20"/>
         </w:rPr>
         <w:t>- Le montant de la dernière facture d'eau avec la périodicité ne peut pas être égale à 0 ou est trop élevé, veuillez revoir la question s11q23a s'il vous plait.</w:t>
+      </w:r>
+    </w:p>
+    <w:p>
+      <w:r>
+        <w:rPr>
+          <w:b/>
+          <w:color w:val="4672C4"/>
+          <w:sz w:val="22"/>
+        </w:rPr>
+        <w:t>&gt;&gt; Section12 - Actifs du menage</w:t>
+      </w:r>
+    </w:p>
+    <w:p>
+      <w:pPr>
+        <w:ind w:left="283"/>
+      </w:pPr>
+      <w:r>
+        <w:rPr>
+          <w:sz w:val="20"/>
+        </w:rPr>
+        <w:t>- Attention ! Bonbonne de gaz a été revendu à 6000 Fcfa qui est relativement faible par rapport aux autres prix de revente observés dans cette zone. Prière de corriger ou de confirmer avec le QG.</w:t>
       </w:r>
     </w:p>
     <w:p>
@@ -5837,7 +5510,7 @@
         <w:rPr>
           <w:sz w:val="20"/>
         </w:rPr>
-        <w:t xml:space="preserve">- Incohérence ! le montant payé de SOKHNA KHADY  MBACKE pour les frais de scolarité est très faible. veuillez, s'il vous plait, confirmer ces informations avec le QG ou apporter les corrections nécessaires.  Incohérence ! seulement les écoles gouvermentales paient les cotisations (Gouvernement, communauté, ONG ou organisation humanitaire). veuillez, s'il vous plait, confirmer cette information de SOKHNA KHADY  MBACKE avec le QG ou apporter les corrections nécessaires. Dans les milieux urbains c'est peu probable de voir une école dont les élèves ou étudiants ne dépensent pas en frais d'uniformes, prière de verifier pour SOKHNA KHADY  MBACKE et corriger ou confirmer avec le QG. </w:t>
+        <w:t xml:space="preserve">- Dans les milieux urbains c'est peu probable de voir une école dont les élèves ou étudiants ne dépensent pas en frais d'uniformes, prière de verifier pour SOKHNA KHADY  MBACKE et corriger ou confirmer avec le QG. </w:t>
         <w:br/>
         <w:t xml:space="preserve">- Peu probable! CHEIKH DANGOURA  n'arrive pas  à comprendre un petit texte lu dans une langue locale (s02q03). Veuillez corriger ou donner des explications au QG. </w:t>
         <w:br/>
@@ -5885,7 +5558,7 @@
         <w:rPr>
           <w:sz w:val="20"/>
         </w:rPr>
-        <w:t>- Attention ! Le prix unitaire d'achat (100 Fcfa) de Café moulu en Sachets (Petit) est relativement faible par rapport aux autres prix observés dans cette zone. Prière de corriger ou de confirmer avec le QG. Attention ! Le prix unitaire d'achat (200 Fcfa) de Carotte en Pièce (Petit) est relativement élevé par rapport aux autres prix observés dans cette zone. Prière de corriger ou de confirmer avec le QG. Attention ! Le prix unitaire d'achat (200 Fcfa) de Escargots en Morceau (Portion) (Petit) est relativement élevé par rapport aux autres prix observés dans cette zone. Prière de corriger ou de confirmer avec le QG. Attention ! Le prix unitaire d'achat (200 Fcfa) de Niébé/Haricots secs en Sachets (Petit) est relativement élevé par rapport aux autres prix observés dans cette zone. Prière de corriger ou de confirmer avec le QG. Attention ! Le prix unitaire d'achat (300 Fcfa) de Lait caillé en Sachets (Petit) est relativement élevé par rapport aux autres prix observés dans cette zone. Prière de corriger ou de confirmer avec le QG. Avertissement!!! Le ménage a consommé 1 Bidon 20l taille unique de Eau minérale/filtrée en bouteille locale, cette quantité semble anormale pour une consommation des 7 derniers jours, prière de verifier et corriger. Incohérence!! Dans ce ménage, chaque individus consomme par jour 40.49 Kg  de cereale; Prière de revoir les quantités prises de ces produits. Incohérence!! Dans ce ménage, chaque individus consomme par jour 40.49 Kg  de cereale; Prière de revoir les quantités prises de ces produits. Attention ! Le prix unitaire d'achat (250 Fcfa) de Mil en Kg (taille unique) est relativement faible par rapport aux autres prix observés dans cette zone. Prière de corriger ou de confirmer avec le QG.</w:t>
+        <w:t>- Attention ! Le prix unitaire d'achat (100 Fcfa) de Café moulu en Sachets (Petit) est relativement faible par rapport aux autres prix observés dans cette zone. Prière de corriger ou de confirmer avec le QG. Attention ! Le prix unitaire d'achat (200 Fcfa) de Aubergine   en Morceau (Portion) (Petit) est relativement élevé par rapport aux autres prix observés dans cette zone. Prière de corriger ou de confirmer avec le QG. Attention ! Le prix unitaire d'achat (200 Fcfa) de Carotte en Pièce (Petit) est relativement élevé par rapport aux autres prix observés dans cette zone. Prière de corriger ou de confirmer avec le QG. Attention ! Le prix unitaire d'achat (200 Fcfa) de Escargots en Morceau (Portion) (Petit) est relativement élevé par rapport aux autres prix observés dans cette zone. Prière de corriger ou de confirmer avec le QG. Attention ! Le prix unitaire d'achat (200 Fcfa) de Manioc en tubercules en Morceau (Portion) (Petit) est relativement élevé par rapport aux autres prix observés dans cette zone. Prière de corriger ou de confirmer avec le QG. Attention ! Le prix unitaire d'achat (200 Fcfa) de Niébé/Haricots secs en Sachets (Petit) est relativement élevé par rapport aux autres prix observés dans cette zone. Prière de corriger ou de confirmer avec le QG. Attention ! Le prix unitaire d'achat (200 Fcfa) de Tomate séchée en Sachets (Petit) est relativement élevé par rapport aux autres prix observés dans cette zone. Prière de corriger ou de confirmer avec le QG. Attention ! Le prix unitaire d'achat (300 Fcfa) de Lait caillé en Sachets (Petit) est relativement élevé par rapport aux autres prix observés dans cette zone. Prière de corriger ou de confirmer avec le QG. Avertissement!!! Le ménage a consommé 1 Bidon 20l taille unique de Eau minérale/filtrée en bouteille locale, cette quantité semble anormale pour une consommation des 7 derniers jours, prière de verifier et corriger. Incohérence!! Dans ce ménage, chaque individus consomme par jour 74.58571 Kg  de cereale; Prière de revoir les quantités prises de ces produits. Incohérence!! Dans ce ménage, chaque individus consomme par jour 74.58571 Kg  de cereale; Prière de revoir les quantités prises de ces produits.</w:t>
       </w:r>
     </w:p>
     <w:p>
@@ -5960,6 +5633,48 @@
           <w:color w:val="4672C4"/>
           <w:sz w:val="22"/>
         </w:rPr>
+        <w:t>&gt;&gt; Section12 - Actifs du menage</w:t>
+      </w:r>
+    </w:p>
+    <w:p>
+      <w:pPr>
+        <w:ind w:left="283"/>
+      </w:pPr>
+      <w:r>
+        <w:rPr>
+          <w:sz w:val="20"/>
+        </w:rPr>
+        <w:t>- Attention ! Bonbonne de gaz a été revendu à 6000 Fcfa qui est relativement faible par rapport aux autres prix de revente observés dans cette zone. Prière de corriger ou de confirmer avec le QG.</w:t>
+      </w:r>
+    </w:p>
+    <w:p>
+      <w:r>
+        <w:rPr>
+          <w:b/>
+          <w:color w:val="4672C4"/>
+          <w:sz w:val="22"/>
+        </w:rPr>
+        <w:t>&gt;&gt; Section13a - Transferts recus</w:t>
+      </w:r>
+    </w:p>
+    <w:p>
+      <w:pPr>
+        <w:ind w:left="283"/>
+      </w:pPr>
+      <w:r>
+        <w:rPr>
+          <w:sz w:val="20"/>
+        </w:rPr>
+        <w:t>- Avertissement!! Le montant des transferts reçu par mois semble très élevé ou faible, peut-être que vous vous êtes trompés du choix de l'unité.</w:t>
+      </w:r>
+    </w:p>
+    <w:p>
+      <w:r>
+        <w:rPr>
+          <w:b/>
+          <w:color w:val="4672C4"/>
+          <w:sz w:val="22"/>
+        </w:rPr>
         <w:t>&gt;&gt; Section16a - Champs et parcelles</w:t>
       </w:r>
     </w:p>
@@ -5972,6 +5687,1002 @@
           <w:sz w:val="20"/>
         </w:rPr>
         <w:t>- La section 16 du ménage de NDEYE ISSA MBACKE n'est pas renseigné, prière de renseigner.</w:t>
+      </w:r>
+    </w:p>
+    <w:p>
+      <w:r>
+        <w:t>________________________________________________________________________________</w:t>
+      </w:r>
+    </w:p>
+    <w:p>
+      <w:pPr>
+        <w:pStyle w:val="Heading2"/>
+      </w:pPr>
+      <w:r>
+        <w:t>Menage 14</w:t>
+      </w:r>
+    </w:p>
+    <w:tbl>
+      <w:tblPr>
+        <w:tblStyle w:val="TableGrid"/>
+        <w:tblW w:type="auto" w:w="0"/>
+        <w:tblLook w:firstColumn="1" w:firstRow="1" w:lastColumn="0" w:lastRow="0" w:noHBand="0" w:noVBand="1" w:val="04A0"/>
+      </w:tblPr>
+      <w:tblGrid>
+        <w:gridCol w:w="1662"/>
+        <w:gridCol w:w="1662"/>
+        <w:gridCol w:w="1662"/>
+        <w:gridCol w:w="1662"/>
+        <w:gridCol w:w="1662"/>
+        <w:gridCol w:w="1662"/>
+      </w:tblGrid>
+      <w:tr>
+        <w:tc>
+          <w:tcPr>
+            <w:tcW w:type="dxa" w:w="1662"/>
+            <w:shd w:fill="5B9BD5"/>
+          </w:tcPr>
+          <w:p>
+            <w:r>
+              <w:rPr>
+                <w:b/>
+                <w:color w:val="FFFFFF"/>
+                <w:sz w:val="16"/>
+              </w:rPr>
+              <w:t>Interview Key</w:t>
+            </w:r>
+          </w:p>
+        </w:tc>
+        <w:tc>
+          <w:tcPr>
+            <w:tcW w:type="dxa" w:w="1662"/>
+            <w:shd w:fill="5B9BD5"/>
+          </w:tcPr>
+          <w:p>
+            <w:r>
+              <w:rPr>
+                <w:b/>
+                <w:color w:val="FFFFFF"/>
+                <w:sz w:val="16"/>
+              </w:rPr>
+              <w:t>Interview ID</w:t>
+            </w:r>
+          </w:p>
+        </w:tc>
+        <w:tc>
+          <w:tcPr>
+            <w:tcW w:type="dxa" w:w="1662"/>
+            <w:shd w:fill="5B9BD5"/>
+          </w:tcPr>
+          <w:p>
+            <w:r>
+              <w:rPr>
+                <w:b/>
+                <w:color w:val="FFFFFF"/>
+                <w:sz w:val="16"/>
+              </w:rPr>
+              <w:t>ID Agent</w:t>
+            </w:r>
+          </w:p>
+        </w:tc>
+        <w:tc>
+          <w:tcPr>
+            <w:tcW w:type="dxa" w:w="1662"/>
+            <w:shd w:fill="5B9BD5"/>
+          </w:tcPr>
+          <w:p>
+            <w:r>
+              <w:rPr>
+                <w:b/>
+                <w:color w:val="FFFFFF"/>
+                <w:sz w:val="16"/>
+              </w:rPr>
+              <w:t>ID Equipe</w:t>
+            </w:r>
+          </w:p>
+        </w:tc>
+        <w:tc>
+          <w:tcPr>
+            <w:tcW w:type="dxa" w:w="1662"/>
+            <w:shd w:fill="5B9BD5"/>
+          </w:tcPr>
+          <w:p>
+            <w:r>
+              <w:rPr>
+                <w:b/>
+                <w:color w:val="FFFFFF"/>
+                <w:sz w:val="16"/>
+              </w:rPr>
+              <w:t>Agent</w:t>
+            </w:r>
+          </w:p>
+        </w:tc>
+        <w:tc>
+          <w:tcPr>
+            <w:tcW w:type="dxa" w:w="1662"/>
+            <w:shd w:fill="5B9BD5"/>
+          </w:tcPr>
+          <w:p>
+            <w:r>
+              <w:rPr>
+                <w:b/>
+                <w:color w:val="FFFFFF"/>
+                <w:sz w:val="16"/>
+              </w:rPr>
+              <w:t>Chef d'equipe</w:t>
+            </w:r>
+          </w:p>
+        </w:tc>
+      </w:tr>
+      <w:tr>
+        <w:tc>
+          <w:tcPr>
+            <w:tcW w:type="dxa" w:w="1662"/>
+          </w:tcPr>
+          <w:p>
+            <w:r>
+              <w:rPr>
+                <w:sz w:val="14"/>
+              </w:rPr>
+              <w:t>90-09-45-18</w:t>
+            </w:r>
+          </w:p>
+        </w:tc>
+        <w:tc>
+          <w:tcPr>
+            <w:tcW w:type="dxa" w:w="1662"/>
+          </w:tcPr>
+          <w:p>
+            <w:r>
+              <w:rPr>
+                <w:sz w:val="14"/>
+              </w:rPr>
+              <w:t>4c95728dad2847419af5dfacdd64ba12</w:t>
+            </w:r>
+          </w:p>
+        </w:tc>
+        <w:tc>
+          <w:tcPr>
+            <w:tcW w:type="dxa" w:w="1662"/>
+          </w:tcPr>
+          <w:p>
+            <w:r>
+              <w:rPr>
+                <w:sz w:val="14"/>
+              </w:rPr>
+              <w:t>EQ10_enq3</w:t>
+            </w:r>
+          </w:p>
+        </w:tc>
+        <w:tc>
+          <w:tcPr>
+            <w:tcW w:type="dxa" w:w="1662"/>
+          </w:tcPr>
+          <w:p>
+            <w:r>
+              <w:rPr>
+                <w:sz w:val="14"/>
+              </w:rPr>
+              <w:t>Equipe10</w:t>
+            </w:r>
+          </w:p>
+        </w:tc>
+        <w:tc>
+          <w:tcPr>
+            <w:tcW w:type="dxa" w:w="1662"/>
+          </w:tcPr>
+          <w:p>
+            <w:r>
+              <w:rPr>
+                <w:sz w:val="14"/>
+              </w:rPr>
+              <w:t>Serigne MB. NIANE</w:t>
+            </w:r>
+          </w:p>
+        </w:tc>
+        <w:tc>
+          <w:tcPr>
+            <w:tcW w:type="dxa" w:w="1662"/>
+          </w:tcPr>
+          <w:p>
+            <w:r>
+              <w:rPr>
+                <w:sz w:val="14"/>
+              </w:rPr>
+              <w:t>El Hadj Fallou DIALLO</w:t>
+            </w:r>
+          </w:p>
+        </w:tc>
+      </w:tr>
+    </w:tbl>
+    <w:p/>
+    <w:tbl>
+      <w:tblPr>
+        <w:tblStyle w:val="TableGrid"/>
+        <w:tblW w:type="auto" w:w="0"/>
+        <w:tblLook w:firstColumn="1" w:firstRow="1" w:lastColumn="0" w:lastRow="0" w:noHBand="0" w:noVBand="1" w:val="04A0"/>
+      </w:tblPr>
+      <w:tblGrid>
+        <w:gridCol w:w="3324"/>
+        <w:gridCol w:w="3324"/>
+        <w:gridCol w:w="3324"/>
+      </w:tblGrid>
+      <w:tr>
+        <w:tc>
+          <w:tcPr>
+            <w:tcW w:type="dxa" w:w="3324"/>
+            <w:shd w:fill="70AD47"/>
+          </w:tcPr>
+          <w:p>
+            <w:r>
+              <w:rPr>
+                <w:b/>
+                <w:color w:val="FFFFFF"/>
+                <w:sz w:val="18"/>
+              </w:rPr>
+              <w:t>Chef de Menage</w:t>
+            </w:r>
+          </w:p>
+        </w:tc>
+        <w:tc>
+          <w:tcPr>
+            <w:tcW w:type="dxa" w:w="3324"/>
+            <w:shd w:fill="70AD47"/>
+          </w:tcPr>
+          <w:p>
+            <w:r>
+              <w:rPr>
+                <w:b/>
+                <w:color w:val="FFFFFF"/>
+                <w:sz w:val="18"/>
+              </w:rPr>
+              <w:t>Quartier/Village (s00q05)</w:t>
+            </w:r>
+          </w:p>
+        </w:tc>
+        <w:tc>
+          <w:tcPr>
+            <w:tcW w:type="dxa" w:w="3324"/>
+            <w:shd w:fill="70AD47"/>
+          </w:tcPr>
+          <w:p>
+            <w:r>
+              <w:rPr>
+                <w:b/>
+                <w:color w:val="FFFFFF"/>
+                <w:sz w:val="18"/>
+              </w:rPr>
+              <w:t>Localisation GPS</w:t>
+            </w:r>
+          </w:p>
+        </w:tc>
+      </w:tr>
+      <w:tr>
+        <w:tc>
+          <w:tcPr>
+            <w:tcW w:type="dxa" w:w="3324"/>
+          </w:tcPr>
+          <w:p>
+            <w:r>
+              <w:rPr>
+                <w:sz w:val="18"/>
+              </w:rPr>
+              <w:t>KHADY SAKHO</w:t>
+            </w:r>
+          </w:p>
+        </w:tc>
+        <w:tc>
+          <w:tcPr>
+            <w:tcW w:type="dxa" w:w="3324"/>
+          </w:tcPr>
+          <w:p>
+            <w:r>
+              <w:rPr>
+                <w:sz w:val="18"/>
+              </w:rPr>
+              <w:t>N/A</w:t>
+            </w:r>
+          </w:p>
+        </w:tc>
+        <w:tc>
+          <w:tcPr>
+            <w:tcW w:type="dxa" w:w="3324"/>
+          </w:tcPr>
+          <w:p>
+            <w:r/>
+            <w:hyperlink r:id="rId19">
+              <w:r>
+                <w:rPr>
+                  <w:color w:val="0563C1"/>
+                  <w:u w:val="single"/>
+                </w:rPr>
+                <w:t>a l�entr�</w:t>
+              </w:r>
+            </w:hyperlink>
+          </w:p>
+        </w:tc>
+      </w:tr>
+    </w:tbl>
+    <w:p/>
+    <w:p>
+      <w:r>
+        <w:rPr>
+          <w:b/>
+          <w:color w:val="4672C4"/>
+          <w:sz w:val="22"/>
+        </w:rPr>
+        <w:t>&gt;&gt; Section0 - Identification et renseignements de controle</w:t>
+      </w:r>
+    </w:p>
+    <w:p>
+      <w:pPr>
+        <w:ind w:left="283"/>
+      </w:pPr>
+      <w:r>
+        <w:rPr>
+          <w:sz w:val="20"/>
+        </w:rPr>
+        <w:t>- Le questionnaire semble ne pas être complètement fini mais le questionnaire est en statut complet, prière de compléter le questionnaire.</w:t>
+      </w:r>
+    </w:p>
+    <w:p>
+      <w:r>
+        <w:rPr>
+          <w:b/>
+          <w:color w:val="4672C4"/>
+          <w:sz w:val="22"/>
+        </w:rPr>
+        <w:t>&gt;&gt; Section2 - Education</w:t>
+      </w:r>
+    </w:p>
+    <w:p>
+      <w:pPr>
+        <w:ind w:left="283"/>
+      </w:pPr>
+      <w:r>
+        <w:rPr>
+          <w:sz w:val="20"/>
+        </w:rPr>
+        <w:t xml:space="preserve">- Peu probable! AISSATOU DIOUF  n'arrive pas  à comprendre un petit texte lu dans une langue locale (s02q03). Veuillez corriger ou donner des explications au QG. </w:t>
+        <w:br/>
+        <w:t xml:space="preserve">- Peu probable! ATTA DIOP  n'arrive pas  à comprendre un petit texte lu dans une langue locale (s02q03). Veuillez corriger ou donner des explications au QG. </w:t>
+        <w:br/>
+        <w:t xml:space="preserve">- Peu probable! AWA DIOP  n'arrive pas  à comprendre un petit texte lu dans une langue locale (s02q03). Veuillez corriger ou donner des explications au QG. Peu probable! AWA DIOP  ne sait ni lire, ni écrire, ni comprendre dans aucune des langues  (s02q01,s02q02,s02q03). Veuillez corriger ou donner des explications au QG. </w:t>
+        <w:br/>
+        <w:t xml:space="preserve">- Peu probable! BARA DIOP  n'arrive pas  à comprendre un petit texte lu dans une langue locale (s02q03). Veuillez corriger ou donner des explications au QG. Peu probable! BARA DIOP  ne sait ni lire, ni écrire, ni comprendre dans aucune des langues  (s02q01,s02q02,s02q03). Veuillez corriger ou donner des explications au QG. </w:t>
+        <w:br/>
+        <w:t xml:space="preserve">- Peu probable! BAYE NDONGO DIOP  n'arrive pas  à comprendre un petit texte lu dans une langue locale (s02q03). Veuillez corriger ou donner des explications au QG. </w:t>
+        <w:br/>
+        <w:t xml:space="preserve">- Peu probable! CHEIKH DIOP  n'arrive pas  à comprendre un petit texte lu dans une langue locale (s02q03). Veuillez corriger ou donner des explications au QG. </w:t>
+        <w:br/>
+        <w:t xml:space="preserve">- Peu probable! GALASS DIOP  n'arrive pas  à comprendre un petit texte lu dans une langue locale (s02q03). Veuillez corriger ou donner des explications au QG. </w:t>
+        <w:br/>
+        <w:t xml:space="preserve">- Peu probable! KHADY SAKHO  n'arrive pas  à comprendre un petit texte lu dans une langue locale (s02q03). Veuillez corriger ou donner des explications au QG. Peu probable! KHADY SAKHO  ne sait ni lire, ni écrire, ni comprendre dans aucune des langues  (s02q01,s02q02,s02q03). Veuillez corriger ou donner des explications au QG. </w:t>
+        <w:br/>
+        <w:t xml:space="preserve">- Peu probable! KHAR DIOP  n'arrive pas  à comprendre un petit texte lu dans une langue locale (s02q03). Veuillez corriger ou donner des explications au QG. </w:t>
+        <w:br/>
+        <w:t xml:space="preserve">- Peu probable! MAGUETTE GUEYE  n'arrive pas  à comprendre un petit texte lu dans une langue locale (s02q03). Veuillez corriger ou donner des explications au QG. Peu probable! MAGUETTE GUEYE  ne sait ni lire, ni écrire, ni comprendre dans aucune des langues  (s02q01,s02q02,s02q03). Veuillez corriger ou donner des explications au QG. </w:t>
+        <w:br/>
+        <w:t xml:space="preserve">- Peu probable! MBENE DIOP  n'arrive pas  à comprendre un petit texte lu dans une langue locale (s02q03). Veuillez corriger ou donner des explications au QG. Peu probable! MBENE DIOP  ne sait ni lire, ni écrire, ni comprendre dans aucune des langues  (s02q01,s02q02,s02q03). Veuillez corriger ou donner des explications au QG. </w:t>
+        <w:br/>
+        <w:t xml:space="preserve">- Peu probable! NDIAYA DIOP  n'arrive pas  à comprendre un petit texte lu dans une langue locale (s02q03). Veuillez corriger ou donner des explications au QG. Peu probable! NDIAYA DIOP  ne sait ni lire, ni écrire, ni comprendre dans aucune des langues  (s02q01,s02q02,s02q03). Veuillez corriger ou donner des explications au QG. </w:t>
+        <w:br/>
+        <w:t xml:space="preserve">- Peu probable! SERIGNE SIDY DIOP  n'arrive pas  à comprendre un petit texte lu dans une langue locale (s02q03). Veuillez corriger ou donner des explications au QG. Peu probable! SERIGNE SIDY DIOP  ne sait ni lire, ni écrire, ni comprendre dans aucune des langues  (s02q01,s02q02,s02q03). Veuillez corriger ou donner des explications au QG. </w:t>
+        <w:br/>
+        <w:t>- Peu probable! TENNING SENE  n'arrive pas  à comprendre un petit texte lu dans une langue locale (s02q03). Veuillez corriger ou donner des explications au QG. Peu probable! TENNING SENE  ne sait ni lire, ni écrire, ni comprendre dans aucune des langues  (s02q01,s02q02,s02q03). Veuillez corriger ou donner des explications au QG.</w:t>
+      </w:r>
+    </w:p>
+    <w:p>
+      <w:r>
+        <w:rPr>
+          <w:b/>
+          <w:color w:val="4672C4"/>
+          <w:sz w:val="22"/>
+        </w:rPr>
+        <w:t>&gt;&gt; Section3 - Sante</w:t>
+      </w:r>
+    </w:p>
+    <w:p>
+      <w:pPr>
+        <w:ind w:left="283"/>
+      </w:pPr>
+      <w:r>
+        <w:rPr>
+          <w:sz w:val="20"/>
+        </w:rPr>
+        <w:t>- Le montant(210000 FCFA) des frais des médicaments achetés dans les officines privées de MBENE DIOP semble trop faible ou élevé, veuillez revoir ce montant.</w:t>
+      </w:r>
+    </w:p>
+    <w:p>
+      <w:r>
+        <w:rPr>
+          <w:b/>
+          <w:color w:val="4672C4"/>
+          <w:sz w:val="22"/>
+        </w:rPr>
+        <w:t>&gt;&gt; Section4a - Emploi</w:t>
+      </w:r>
+    </w:p>
+    <w:p>
+      <w:pPr>
+        <w:ind w:left="283"/>
+      </w:pPr>
+      <w:r>
+        <w:rPr>
+          <w:sz w:val="20"/>
+        </w:rPr>
+        <w:t xml:space="preserve">- Avertissement! MBENE DIOP n'a consacré aucune heure pour aucun des travaux du ménage, prière de regarder les réponses prises dans les questions (s04q01 s04q02 s04q03 s04q04 s04q05 s04q06 s04q07 s04q08). </w:t>
+        <w:br/>
+        <w:t>- Avertissement! NDEYE NDONG n'a consacré aucune heure pour aucun des travaux du ménage, prière de regarder les réponses prises dans les questions (s04q01 s04q02 s04q03 s04q04 s04q05 s04q06 s04q07 s04q08).</w:t>
+      </w:r>
+    </w:p>
+    <w:p>
+      <w:r>
+        <w:rPr>
+          <w:b/>
+          <w:color w:val="4672C4"/>
+          <w:sz w:val="22"/>
+        </w:rPr>
+        <w:t>&gt;&gt; Section4b - Emploi - Activite principale</w:t>
+      </w:r>
+    </w:p>
+    <w:p>
+      <w:pPr>
+        <w:ind w:left="283"/>
+      </w:pPr>
+      <w:r>
+        <w:rPr>
+          <w:sz w:val="20"/>
+        </w:rPr>
+        <w:t>- Attention ! Le nombre de jours que KHADY SAKHO a travaillés par mois semble être inférieur à 15. Veuillez, s'il vous plaît, confirmer cette information.</w:t>
+      </w:r>
+    </w:p>
+    <w:p>
+      <w:r>
+        <w:rPr>
+          <w:b/>
+          <w:color w:val="4672C4"/>
+          <w:sz w:val="22"/>
+        </w:rPr>
+        <w:t>&gt;&gt; Section7b - Consommation alimentaire - 7 jours</w:t>
+      </w:r>
+    </w:p>
+    <w:p>
+      <w:pPr>
+        <w:ind w:left="283"/>
+      </w:pPr>
+      <w:r>
+        <w:rPr>
+          <w:sz w:val="20"/>
+        </w:rPr>
+        <w:t>- Avertissement!! La quantité (3.5 litre) du produit Autres huiles alimentaires n.d.a. (maïs, palmiste, tournesol, coco, lait de vache, etc.) consommée  par le ménage semble très élevé, prière de corriger ou confirmer avec le QG. Avertissement!!! Le ménage a consommé 10 Pièce Moyen de Capitaine frais, cette quantité semble anormale pour une consommation des 7 derniers jours.Prière de corriger ou de confirmer avec le QG. Difficile de consommer le Sel en Sachets industriel Petit prière de verifier. Incohérence!! Dans ce ménage, chaque individus consomme par jour 31.82226 Kg  de cereale; Prière de revoir les quantités prises de ces produits. Incohérence!! Dans ce ménage, chaque individus consomme par jour 31.82226 Kg  de cereale; Prière de revoir les quantités prises de ces produits. Le prix d'achat unitaire (1 Fcfa) de Moutarde en Sachets de taille Moyen  est invraisemblable, prière de regarder les reponses prises dans les questions s07bq07a s07bq07b s07bq07c s07bq08 pour mieux corriger.</w:t>
+      </w:r>
+    </w:p>
+    <w:p>
+      <w:r>
+        <w:rPr>
+          <w:b/>
+          <w:color w:val="4672C4"/>
+          <w:sz w:val="22"/>
+        </w:rPr>
+        <w:t>&gt;&gt; Section11 - Caracteristiques logement</w:t>
+      </w:r>
+    </w:p>
+    <w:p>
+      <w:pPr>
+        <w:ind w:left="283"/>
+      </w:pPr>
+      <w:r>
+        <w:rPr>
+          <w:sz w:val="20"/>
+        </w:rPr>
+        <w:t>- Le montant de la dernière facture d'eau avec la périodicité ne peut pas être égale à 0 ou est trop élevé, veuillez revoir la question s11q23a s'il vous plait.</w:t>
+      </w:r>
+    </w:p>
+    <w:p>
+      <w:r>
+        <w:rPr>
+          <w:b/>
+          <w:color w:val="4672C4"/>
+          <w:sz w:val="22"/>
+        </w:rPr>
+        <w:t>&gt;&gt; Section16a - Champs et parcelles</w:t>
+      </w:r>
+    </w:p>
+    <w:p>
+      <w:pPr>
+        <w:ind w:left="283"/>
+      </w:pPr>
+      <w:r>
+        <w:rPr>
+          <w:sz w:val="20"/>
+        </w:rPr>
+        <w:t>- La section 16 du ménage de KHADY SAKHO n'est pas renseigné, prière de renseigner.</w:t>
+      </w:r>
+    </w:p>
+    <w:p>
+      <w:r>
+        <w:t>________________________________________________________________________________</w:t>
+      </w:r>
+    </w:p>
+    <w:p>
+      <w:pPr>
+        <w:pStyle w:val="Heading2"/>
+      </w:pPr>
+      <w:r>
+        <w:t>Menage 15</w:t>
+      </w:r>
+    </w:p>
+    <w:tbl>
+      <w:tblPr>
+        <w:tblStyle w:val="TableGrid"/>
+        <w:tblW w:type="auto" w:w="0"/>
+        <w:tblLook w:firstColumn="1" w:firstRow="1" w:lastColumn="0" w:lastRow="0" w:noHBand="0" w:noVBand="1" w:val="04A0"/>
+      </w:tblPr>
+      <w:tblGrid>
+        <w:gridCol w:w="1662"/>
+        <w:gridCol w:w="1662"/>
+        <w:gridCol w:w="1662"/>
+        <w:gridCol w:w="1662"/>
+        <w:gridCol w:w="1662"/>
+        <w:gridCol w:w="1662"/>
+      </w:tblGrid>
+      <w:tr>
+        <w:tc>
+          <w:tcPr>
+            <w:tcW w:type="dxa" w:w="1662"/>
+            <w:shd w:fill="5B9BD5"/>
+          </w:tcPr>
+          <w:p>
+            <w:r>
+              <w:rPr>
+                <w:b/>
+                <w:color w:val="FFFFFF"/>
+                <w:sz w:val="16"/>
+              </w:rPr>
+              <w:t>Interview Key</w:t>
+            </w:r>
+          </w:p>
+        </w:tc>
+        <w:tc>
+          <w:tcPr>
+            <w:tcW w:type="dxa" w:w="1662"/>
+            <w:shd w:fill="5B9BD5"/>
+          </w:tcPr>
+          <w:p>
+            <w:r>
+              <w:rPr>
+                <w:b/>
+                <w:color w:val="FFFFFF"/>
+                <w:sz w:val="16"/>
+              </w:rPr>
+              <w:t>Interview ID</w:t>
+            </w:r>
+          </w:p>
+        </w:tc>
+        <w:tc>
+          <w:tcPr>
+            <w:tcW w:type="dxa" w:w="1662"/>
+            <w:shd w:fill="5B9BD5"/>
+          </w:tcPr>
+          <w:p>
+            <w:r>
+              <w:rPr>
+                <w:b/>
+                <w:color w:val="FFFFFF"/>
+                <w:sz w:val="16"/>
+              </w:rPr>
+              <w:t>ID Agent</w:t>
+            </w:r>
+          </w:p>
+        </w:tc>
+        <w:tc>
+          <w:tcPr>
+            <w:tcW w:type="dxa" w:w="1662"/>
+            <w:shd w:fill="5B9BD5"/>
+          </w:tcPr>
+          <w:p>
+            <w:r>
+              <w:rPr>
+                <w:b/>
+                <w:color w:val="FFFFFF"/>
+                <w:sz w:val="16"/>
+              </w:rPr>
+              <w:t>ID Equipe</w:t>
+            </w:r>
+          </w:p>
+        </w:tc>
+        <w:tc>
+          <w:tcPr>
+            <w:tcW w:type="dxa" w:w="1662"/>
+            <w:shd w:fill="5B9BD5"/>
+          </w:tcPr>
+          <w:p>
+            <w:r>
+              <w:rPr>
+                <w:b/>
+                <w:color w:val="FFFFFF"/>
+                <w:sz w:val="16"/>
+              </w:rPr>
+              <w:t>Agent</w:t>
+            </w:r>
+          </w:p>
+        </w:tc>
+        <w:tc>
+          <w:tcPr>
+            <w:tcW w:type="dxa" w:w="1662"/>
+            <w:shd w:fill="5B9BD5"/>
+          </w:tcPr>
+          <w:p>
+            <w:r>
+              <w:rPr>
+                <w:b/>
+                <w:color w:val="FFFFFF"/>
+                <w:sz w:val="16"/>
+              </w:rPr>
+              <w:t>Chef d'equipe</w:t>
+            </w:r>
+          </w:p>
+        </w:tc>
+      </w:tr>
+      <w:tr>
+        <w:tc>
+          <w:tcPr>
+            <w:tcW w:type="dxa" w:w="1662"/>
+          </w:tcPr>
+          <w:p>
+            <w:r>
+              <w:rPr>
+                <w:sz w:val="14"/>
+              </w:rPr>
+              <w:t>69-58-99-36</w:t>
+            </w:r>
+          </w:p>
+        </w:tc>
+        <w:tc>
+          <w:tcPr>
+            <w:tcW w:type="dxa" w:w="1662"/>
+          </w:tcPr>
+          <w:p>
+            <w:r>
+              <w:rPr>
+                <w:sz w:val="14"/>
+              </w:rPr>
+              <w:t>fbba3eddd552452a83e52a2d784d45a9</w:t>
+            </w:r>
+          </w:p>
+        </w:tc>
+        <w:tc>
+          <w:tcPr>
+            <w:tcW w:type="dxa" w:w="1662"/>
+          </w:tcPr>
+          <w:p>
+            <w:r>
+              <w:rPr>
+                <w:sz w:val="14"/>
+              </w:rPr>
+              <w:t>EQ10_enq2</w:t>
+            </w:r>
+          </w:p>
+        </w:tc>
+        <w:tc>
+          <w:tcPr>
+            <w:tcW w:type="dxa" w:w="1662"/>
+          </w:tcPr>
+          <w:p>
+            <w:r>
+              <w:rPr>
+                <w:sz w:val="14"/>
+              </w:rPr>
+              <w:t>Equipe10</w:t>
+            </w:r>
+          </w:p>
+        </w:tc>
+        <w:tc>
+          <w:tcPr>
+            <w:tcW w:type="dxa" w:w="1662"/>
+          </w:tcPr>
+          <w:p>
+            <w:r>
+              <w:rPr>
+                <w:sz w:val="14"/>
+              </w:rPr>
+              <w:t>Issa NGOM</w:t>
+            </w:r>
+          </w:p>
+        </w:tc>
+        <w:tc>
+          <w:tcPr>
+            <w:tcW w:type="dxa" w:w="1662"/>
+          </w:tcPr>
+          <w:p>
+            <w:r>
+              <w:rPr>
+                <w:sz w:val="14"/>
+              </w:rPr>
+              <w:t>El Hadj Fallou DIALLO</w:t>
+            </w:r>
+          </w:p>
+        </w:tc>
+      </w:tr>
+    </w:tbl>
+    <w:p/>
+    <w:tbl>
+      <w:tblPr>
+        <w:tblStyle w:val="TableGrid"/>
+        <w:tblW w:type="auto" w:w="0"/>
+        <w:tblLook w:firstColumn="1" w:firstRow="1" w:lastColumn="0" w:lastRow="0" w:noHBand="0" w:noVBand="1" w:val="04A0"/>
+      </w:tblPr>
+      <w:tblGrid>
+        <w:gridCol w:w="3324"/>
+        <w:gridCol w:w="3324"/>
+        <w:gridCol w:w="3324"/>
+      </w:tblGrid>
+      <w:tr>
+        <w:tc>
+          <w:tcPr>
+            <w:tcW w:type="dxa" w:w="3324"/>
+            <w:shd w:fill="70AD47"/>
+          </w:tcPr>
+          <w:p>
+            <w:r>
+              <w:rPr>
+                <w:b/>
+                <w:color w:val="FFFFFF"/>
+                <w:sz w:val="18"/>
+              </w:rPr>
+              <w:t>Chef de Menage</w:t>
+            </w:r>
+          </w:p>
+        </w:tc>
+        <w:tc>
+          <w:tcPr>
+            <w:tcW w:type="dxa" w:w="3324"/>
+            <w:shd w:fill="70AD47"/>
+          </w:tcPr>
+          <w:p>
+            <w:r>
+              <w:rPr>
+                <w:b/>
+                <w:color w:val="FFFFFF"/>
+                <w:sz w:val="18"/>
+              </w:rPr>
+              <w:t>Quartier/Village (s00q05)</w:t>
+            </w:r>
+          </w:p>
+        </w:tc>
+        <w:tc>
+          <w:tcPr>
+            <w:tcW w:type="dxa" w:w="3324"/>
+            <w:shd w:fill="70AD47"/>
+          </w:tcPr>
+          <w:p>
+            <w:r>
+              <w:rPr>
+                <w:b/>
+                <w:color w:val="FFFFFF"/>
+                <w:sz w:val="18"/>
+              </w:rPr>
+              <w:t>Localisation GPS</w:t>
+            </w:r>
+          </w:p>
+        </w:tc>
+      </w:tr>
+      <w:tr>
+        <w:tc>
+          <w:tcPr>
+            <w:tcW w:type="dxa" w:w="3324"/>
+          </w:tcPr>
+          <w:p>
+            <w:r>
+              <w:rPr>
+                <w:sz w:val="18"/>
+              </w:rPr>
+              <w:t>IBRAHIMA THIAM</w:t>
+            </w:r>
+          </w:p>
+        </w:tc>
+        <w:tc>
+          <w:tcPr>
+            <w:tcW w:type="dxa" w:w="3324"/>
+          </w:tcPr>
+          <w:p>
+            <w:r>
+              <w:rPr>
+                <w:sz w:val="18"/>
+              </w:rPr>
+              <w:t>N/A</w:t>
+            </w:r>
+          </w:p>
+        </w:tc>
+        <w:tc>
+          <w:tcPr>
+            <w:tcW w:type="dxa" w:w="3324"/>
+          </w:tcPr>
+          <w:p>
+            <w:r/>
+            <w:hyperlink r:id="rId20">
+              <w:r>
+                <w:rPr>
+                  <w:color w:val="0563C1"/>
+                  <w:u w:val="single"/>
+                </w:rPr>
+                <w:t>cite serigne fallou</w:t>
+              </w:r>
+            </w:hyperlink>
+          </w:p>
+        </w:tc>
+      </w:tr>
+    </w:tbl>
+    <w:p/>
+    <w:p>
+      <w:r>
+        <w:rPr>
+          <w:b/>
+          <w:color w:val="4672C4"/>
+          <w:sz w:val="22"/>
+        </w:rPr>
+        <w:t>&gt;&gt; Section0 - Identification et renseignements de controle</w:t>
+      </w:r>
+    </w:p>
+    <w:p>
+      <w:pPr>
+        <w:ind w:left="283"/>
+      </w:pPr>
+      <w:r>
+        <w:rPr>
+          <w:sz w:val="20"/>
+        </w:rPr>
+        <w:t>- Il est obligatoire de prendre les coordonnées Gps avant d'administrer le questionnaire. Prière de prendre les coordonnées GPS.</w:t>
+      </w:r>
+    </w:p>
+    <w:p>
+      <w:r>
+        <w:rPr>
+          <w:b/>
+          <w:color w:val="4672C4"/>
+          <w:sz w:val="22"/>
+        </w:rPr>
+        <w:t>&gt;&gt; Section1 - Caracteristiques des membres</w:t>
+      </w:r>
+    </w:p>
+    <w:p>
+      <w:pPr>
+        <w:ind w:left="283"/>
+      </w:pPr>
+      <w:r>
+        <w:rPr>
+          <w:sz w:val="20"/>
+        </w:rPr>
+        <w:t>- Les informations sur l'acte de naissance (ni Jours, ni mois et ni années) de  PAPE THIAM  manquent, s'il vous plait pouvez-vous fournir d'effort pour avoir ces informations.</w:t>
+      </w:r>
+    </w:p>
+    <w:p>
+      <w:r>
+        <w:rPr>
+          <w:b/>
+          <w:color w:val="4672C4"/>
+          <w:sz w:val="22"/>
+        </w:rPr>
+        <w:t>&gt;&gt; Section2 - Education</w:t>
+      </w:r>
+    </w:p>
+    <w:p>
+      <w:pPr>
+        <w:ind w:left="283"/>
+      </w:pPr>
+      <w:r>
+        <w:rPr>
+          <w:sz w:val="20"/>
+        </w:rPr>
+        <w:t xml:space="preserve">- Peu probable! IBRAHIMA THIAM  n'arrive pas  à comprendre un petit texte lu dans une langue locale (s02q03). Veuillez corriger ou donner des explications au QG. </w:t>
+        <w:br/>
+        <w:t>- Peu probable! PAPE THIAM  n'arrive pas  à comprendre un petit texte lu dans une langue locale (s02q03). Veuillez corriger ou donner des explications au QG.</w:t>
+      </w:r>
+    </w:p>
+    <w:p>
+      <w:r>
+        <w:rPr>
+          <w:b/>
+          <w:color w:val="4672C4"/>
+          <w:sz w:val="22"/>
+        </w:rPr>
+        <w:t>&gt;&gt; Section4b - Emploi - Activite principale</w:t>
+      </w:r>
+    </w:p>
+    <w:p>
+      <w:pPr>
+        <w:ind w:left="283"/>
+      </w:pPr>
+      <w:r>
+        <w:rPr>
+          <w:sz w:val="20"/>
+        </w:rPr>
+        <w:t>- Avertissement!!! PAPE THIAM enquêté dans l'emploi principale n'a pas declaré son salaire prière de fournir plus d'effort pour lui demander son salire, vous pouvez utiliser des stratégies pour faire une estimation ou demander des conseils au QG. Avertissement!!! PAPE THIAM enquêté dans l'emploi principale n'a pas declaré son revenu prière de fournir plus d'effort pour lui demander son revenu, vous pouvez utiliser des stratégies pour faire une estimation ou demander des conseils au QG.</w:t>
+      </w:r>
+    </w:p>
+    <w:p>
+      <w:r>
+        <w:rPr>
+          <w:b/>
+          <w:color w:val="4672C4"/>
+          <w:sz w:val="22"/>
+        </w:rPr>
+        <w:t>&gt;&gt; Section7b - Consommation alimentaire - 7 jours</w:t>
+      </w:r>
+    </w:p>
+    <w:p>
+      <w:pPr>
+        <w:ind w:left="283"/>
+      </w:pPr>
+      <w:r>
+        <w:rPr>
+          <w:sz w:val="20"/>
+        </w:rPr>
+        <w:t>- Avertissement!!! Le ménage a consommé 1 Bidon 20l taille unique de Eau minérale/filtrée en bouteille locale, cette quantité semble anormale pour une consommation des 7 derniers jours, prière de verifier et corriger.</w:t>
+      </w:r>
+    </w:p>
+    <w:p>
+      <w:r>
+        <w:rPr>
+          <w:b/>
+          <w:color w:val="4672C4"/>
+          <w:sz w:val="22"/>
+        </w:rPr>
+        <w:t>&gt;&gt; Section9b - Depenses non-alimentaires - 7 jours</w:t>
+      </w:r>
+    </w:p>
+    <w:p>
+      <w:pPr>
+        <w:ind w:left="283"/>
+      </w:pPr>
+      <w:r>
+        <w:rPr>
+          <w:sz w:val="20"/>
+        </w:rPr>
+        <w:t>- Peu plausible! le montant de la dépense pour Transport urbain en bus semble faible. Veuillez, s'il vous plaît, confirmer cette information avec le QG ou la corriger.</w:t>
+      </w:r>
+    </w:p>
+    <w:p>
+      <w:r>
+        <w:rPr>
+          <w:b/>
+          <w:color w:val="4672C4"/>
+          <w:sz w:val="22"/>
+        </w:rPr>
+        <w:t>&gt;&gt; Section10a - Existence entreprise non agricole</w:t>
+      </w:r>
+    </w:p>
+    <w:p>
+      <w:pPr>
+        <w:ind w:left="283"/>
+      </w:pPr>
+      <w:r>
+        <w:rPr>
+          <w:sz w:val="20"/>
+        </w:rPr>
+        <w:t>- Avertissement!!! Le ménage de IBRAHIMA THIAM a comme taille 2 personnes dont ils vivent à DIOURBEL Urbain et aucune d'entre ne possède une entreprise non agricole, prière de revoir cette partie de la section 10 de ce menage.</w:t>
+      </w:r>
+    </w:p>
+    <w:p>
+      <w:r>
+        <w:rPr>
+          <w:b/>
+          <w:color w:val="4672C4"/>
+          <w:sz w:val="22"/>
+        </w:rPr>
+        <w:t>&gt;&gt; Section16a - Champs et parcelles</w:t>
+      </w:r>
+    </w:p>
+    <w:p>
+      <w:pPr>
+        <w:ind w:left="283"/>
+      </w:pPr>
+      <w:r>
+        <w:rPr>
+          <w:sz w:val="20"/>
+        </w:rPr>
+        <w:t>- La section 16 du ménage de IBRAHIMA THIAM n'est pas renseigné, prière de renseigner.</w:t>
       </w:r>
     </w:p>
     <w:p>
